--- a/lessons/3-5/downloads/reveal/teacher/3.5-session-1-prerequisite-practice-b.docx
+++ b/lessons/3-5/downloads/reveal/teacher/3.5-session-1-prerequisite-practice-b.docx
@@ -15,10 +15,28 @@
         <w:rPr>
           <w:rFonts w:ascii="Avenir Next" w:hAnsi="Avenir Next" w:cs="Avenir Next" w:eastAsia="Avenir Next"/>
           <w:color w:val="1A1A1A"/>
+          <w:sz w:val="22"/>
+          <w:szCs w:val="20"/>
+        </w:rPr>
+        <w:t xml:space="preserve">Name</w:t>
+      </w:r>
+      <w:r>
+        <w:rPr>
+          <w:rFonts w:ascii="Avenir Next" w:hAnsi="Avenir Next" w:cs="Avenir Next" w:eastAsia="Avenir Next"/>
+          <w:color w:val="1A1A1A"/>
           <w:sz w:val="20"/>
           <w:szCs w:val="20"/>
         </w:rPr>
-        <w:t xml:space="preserve">Name</w:t>
+        <w:tab/>
+      </w:r>
+      <w:r>
+        <w:rPr>
+          <w:rFonts w:ascii="Avenir Next" w:hAnsi="Avenir Next" w:cs="Avenir Next" w:eastAsia="Avenir Next"/>
+          <w:color w:val="1A1A1A"/>
+          <w:sz w:val="22"/>
+          <w:szCs w:val="20"/>
+        </w:rPr>
+        <w:t xml:space="preserve">   Date</w:t>
       </w:r>
       <w:r>
         <w:rPr>
@@ -33,25 +51,7 @@
         <w:rPr>
           <w:rFonts w:ascii="Avenir Next" w:hAnsi="Avenir Next" w:cs="Avenir Next" w:eastAsia="Avenir Next"/>
           <w:color w:val="1A1A1A"/>
-          <w:sz w:val="20"/>
-          <w:szCs w:val="20"/>
-        </w:rPr>
-        <w:t xml:space="preserve">   Date</w:t>
-      </w:r>
-      <w:r>
-        <w:rPr>
-          <w:rFonts w:ascii="Avenir Next" w:hAnsi="Avenir Next" w:cs="Avenir Next" w:eastAsia="Avenir Next"/>
-          <w:color w:val="1A1A1A"/>
-          <w:sz w:val="20"/>
-          <w:szCs w:val="20"/>
-        </w:rPr>
-        <w:tab/>
-      </w:r>
-      <w:r>
-        <w:rPr>
-          <w:rFonts w:ascii="Avenir Next" w:hAnsi="Avenir Next" w:cs="Avenir Next" w:eastAsia="Avenir Next"/>
-          <w:color w:val="1A1A1A"/>
-          <w:sz w:val="20"/>
+          <w:sz w:val="22"/>
           <w:szCs w:val="20"/>
         </w:rPr>
         <w:t xml:space="preserve">   Period</w:t>
@@ -78,7 +78,7 @@
           <w:caps/>
           <w:color w:val="003A70"/>
           <w:spacing w:val="12"/>
-          <w:sz w:val="19"/>
+          <w:sz w:val="22"/>
           <w:szCs w:val="19"/>
         </w:rPr>
         <w:t xml:space="preserve">Lesson 3-5  ·  Session 1  ·  Prerequisite Practice B  ·  Skill 1 of 2</w:t>
@@ -86,6 +86,7 @@
     </w:p>
     <w:p>
       <w:pPr>
+        <w:pStyle w:val="Heading1"/>
         <w:keepNext/>
         <w:spacing w:before="0" w:after="10" w:line="240" w:lineRule="auto"/>
       </w:pPr>
@@ -111,7 +112,7 @@
         <w:rPr>
           <w:rFonts w:ascii="Avenir Next" w:hAnsi="Avenir Next" w:cs="Avenir Next" w:eastAsia="Avenir Next"/>
           <w:color w:val="5A5F66"/>
-          <w:sz w:val="17"/>
+          <w:sz w:val="22"/>
           <w:szCs w:val="17"/>
         </w:rPr>
         <w:t xml:space="preserve">Builds on Lesson 3-3 Session 2 · 6.RP.A.3a</w:t>
@@ -154,6 +155,7 @@
           </w:tcPr>
           <w:p>
             <w:pPr>
+              <w:pStyle w:val="Heading2"/>
               <w:spacing w:before="0" w:after="0" w:line="252" w:lineRule="auto"/>
             </w:pPr>
             <w:r>
@@ -183,7 +185,7 @@
               <w:rPr>
                 <w:rFonts w:ascii="Avenir Next" w:hAnsi="Avenir Next" w:cs="Avenir Next" w:eastAsia="Avenir Next"/>
                 <w:color w:val="1A1A1A"/>
-                <w:sz w:val="20"/>
+                <w:sz w:val="22"/>
                 <w:szCs w:val="20"/>
               </w:rPr>
               <w:t xml:space="preserve">You will scale ratios like 4 : 9 so the first term is 12.</w:t>
@@ -203,6 +205,7 @@
           </w:tcPr>
           <w:p>
             <w:pPr>
+              <w:pStyle w:val="Heading2"/>
               <w:spacing w:before="0" w:after="0" w:line="252" w:lineRule="auto"/>
             </w:pPr>
             <w:r>
@@ -232,7 +235,7 @@
               <w:rPr>
                 <w:rFonts w:ascii="Avenir Next" w:hAnsi="Avenir Next" w:cs="Avenir Next" w:eastAsia="Avenir Next"/>
                 <w:color w:val="1A1A1A"/>
-                <w:sz w:val="20"/>
+                <w:sz w:val="22"/>
                 <w:szCs w:val="20"/>
               </w:rPr>
               <w:t xml:space="preserve">Scale a ratio to a target, like 3 : 4 to 15 : 20.  </w:t>
@@ -242,7 +245,7 @@
                 <w:rFonts w:ascii="Avenir Next" w:hAnsi="Avenir Next" w:cs="Avenir Next" w:eastAsia="Avenir Next"/>
                 <w:b/>
                 <w:color w:val="1A1A1A"/>
-                <w:sz w:val="20"/>
+                <w:sz w:val="22"/>
                 <w:szCs w:val="20"/>
               </w:rPr>
               <w:t xml:space="preserve">You will use it in Practice Form A, problems 1 and 4.</w:t>
@@ -253,6 +256,7 @@
     </w:tbl>
     <w:p>
       <w:pPr>
+        <w:pStyle w:val="Heading2"/>
         <w:keepNext/>
         <w:pBdr>
           <w:bottom w:val="single" w:sz="8" w:space="3" w:color="003A70"/>
@@ -268,7 +272,7 @@
           <w:b/>
           <w:color w:val="003A70"/>
           <w:spacing w:val="14"/>
-          <w:sz w:val="19"/>
+          <w:sz w:val="22"/>
           <w:szCs w:val="19"/>
         </w:rPr>
         <w:t xml:space="preserve">STEPS TO FOLLOW</w:t>
@@ -287,7 +291,7 @@
           <w:rFonts w:ascii="Avenir Next" w:hAnsi="Avenir Next" w:cs="Avenir Next" w:eastAsia="Avenir Next"/>
           <w:i/>
           <w:color w:val="5A5F66"/>
-          <w:sz w:val="17"/>
+          <w:sz w:val="22"/>
           <w:szCs w:val="17"/>
         </w:rPr>
         <w:t xml:space="preserve">use these same steps on every problem</w:t>
@@ -329,6 +333,7 @@
           </w:tcPr>
           <w:p>
             <w:pPr>
+              <w:pStyle w:val="Heading1"/>
               <w:spacing w:before="0" w:after="0" w:line="240" w:lineRule="auto"/>
               <w:jc w:val="center"/>
             </w:pPr>
@@ -358,7 +363,7 @@
                 <w:rFonts w:ascii="Avenir Next" w:hAnsi="Avenir Next" w:cs="Avenir Next" w:eastAsia="Avenir Next"/>
                 <w:b/>
                 <w:color w:val="1A1A1A"/>
-                <w:sz w:val="21"/>
+                <w:sz w:val="22"/>
                 <w:szCs w:val="21"/>
               </w:rPr>
               <w:t xml:space="preserve">Divide</w:t>
@@ -367,7 +372,7 @@
               <w:rPr>
                 <w:rFonts w:ascii="Avenir Next" w:hAnsi="Avenir Next" w:cs="Avenir Next" w:eastAsia="Avenir Next"/>
                 <w:color w:val="1A1A1A"/>
-                <w:sz w:val="21"/>
+                <w:sz w:val="22"/>
                 <w:szCs w:val="21"/>
               </w:rPr>
               <w:t xml:space="preserve">: target ÷ first term = the scale factor.</w:t>
@@ -386,6 +391,7 @@
           </w:tcPr>
           <w:p>
             <w:pPr>
+              <w:pStyle w:val="Heading1"/>
               <w:spacing w:before="0" w:after="0" w:line="240" w:lineRule="auto"/>
               <w:jc w:val="center"/>
             </w:pPr>
@@ -415,7 +421,7 @@
                 <w:rFonts w:ascii="Avenir Next" w:hAnsi="Avenir Next" w:cs="Avenir Next" w:eastAsia="Avenir Next"/>
                 <w:b/>
                 <w:color w:val="1A1A1A"/>
-                <w:sz w:val="21"/>
+                <w:sz w:val="22"/>
                 <w:szCs w:val="21"/>
               </w:rPr>
               <w:t xml:space="preserve">Multiply</w:t>
@@ -424,7 +430,7 @@
               <w:rPr>
                 <w:rFonts w:ascii="Avenir Next" w:hAnsi="Avenir Next" w:cs="Avenir Next" w:eastAsia="Avenir Next"/>
                 <w:color w:val="1A1A1A"/>
-                <w:sz w:val="21"/>
+                <w:sz w:val="22"/>
                 <w:szCs w:val="21"/>
               </w:rPr>
               <w:t xml:space="preserve"> the second term by the scale factor.</w:t>
@@ -443,6 +449,7 @@
           </w:tcPr>
           <w:p>
             <w:pPr>
+              <w:pStyle w:val="Heading1"/>
               <w:spacing w:before="0" w:after="0" w:line="240" w:lineRule="auto"/>
               <w:jc w:val="center"/>
             </w:pPr>
@@ -472,7 +479,7 @@
                 <w:rFonts w:ascii="Avenir Next" w:hAnsi="Avenir Next" w:cs="Avenir Next" w:eastAsia="Avenir Next"/>
                 <w:b/>
                 <w:color w:val="1A1A1A"/>
-                <w:sz w:val="21"/>
+                <w:sz w:val="22"/>
                 <w:szCs w:val="21"/>
               </w:rPr>
               <w:t xml:space="preserve">Write</w:t>
@@ -481,7 +488,7 @@
               <w:rPr>
                 <w:rFonts w:ascii="Avenir Next" w:hAnsi="Avenir Next" w:cs="Avenir Next" w:eastAsia="Avenir Next"/>
                 <w:color w:val="1A1A1A"/>
-                <w:sz w:val="21"/>
+                <w:sz w:val="22"/>
                 <w:szCs w:val="21"/>
               </w:rPr>
               <w:t xml:space="preserve"> the new ratio.</w:t>
@@ -492,6 +499,7 @@
     </w:tbl>
     <w:p>
       <w:pPr>
+        <w:pStyle w:val="Heading2"/>
         <w:keepNext/>
         <w:pBdr>
           <w:bottom w:val="single" w:sz="8" w:space="3" w:color="003A70"/>
@@ -507,7 +515,7 @@
           <w:b/>
           <w:color w:val="003A70"/>
           <w:spacing w:val="14"/>
-          <w:sz w:val="19"/>
+          <w:sz w:val="22"/>
           <w:szCs w:val="19"/>
         </w:rPr>
         <w:t xml:space="preserve">WATCH ME</w:t>
@@ -526,7 +534,7 @@
           <w:rFonts w:ascii="Avenir Next" w:hAnsi="Avenir Next" w:cs="Avenir Next" w:eastAsia="Avenir Next"/>
           <w:i/>
           <w:color w:val="5A5F66"/>
-          <w:sz w:val="17"/>
+          <w:sz w:val="22"/>
           <w:szCs w:val="17"/>
         </w:rPr>
         <w:t xml:space="preserve">the steps in action</w:t>
@@ -541,7 +549,7 @@
           <w:rFonts w:ascii="Avenir Next" w:hAnsi="Avenir Next" w:cs="Avenir Next" w:eastAsia="Avenir Next"/>
           <w:b/>
           <w:color w:val="1A1A1A"/>
-          <w:sz w:val="21"/>
+          <w:sz w:val="22"/>
           <w:szCs w:val="21"/>
         </w:rPr>
         <w:t xml:space="preserve">Scale 3 : 4 so the first term is 15.</w:t>
@@ -560,25 +568,25 @@
           <w:rFonts w:ascii="Avenir Next" w:hAnsi="Avenir Next" w:cs="Avenir Next" w:eastAsia="Avenir Next"/>
           <w:b/>
           <w:color w:val="003A70"/>
+          <w:sz w:val="22"/>
+          <w:szCs w:val="19"/>
+        </w:rPr>
+        <w:t xml:space="preserve">Step 1</w:t>
+      </w:r>
+      <w:r>
+        <w:rPr>
+          <w:rFonts w:ascii="Avenir Next" w:hAnsi="Avenir Next" w:cs="Avenir Next" w:eastAsia="Avenir Next"/>
+          <w:color w:val="1A1A1A"/>
           <w:sz w:val="19"/>
           <w:szCs w:val="19"/>
         </w:rPr>
-        <w:t xml:space="preserve">Step 1</w:t>
-      </w:r>
-      <w:r>
-        <w:rPr>
-          <w:rFonts w:ascii="Avenir Next" w:hAnsi="Avenir Next" w:cs="Avenir Next" w:eastAsia="Avenir Next"/>
-          <w:color w:val="1A1A1A"/>
-          <w:sz w:val="19"/>
-          <w:szCs w:val="19"/>
-        </w:rPr>
         <w:tab/>
       </w:r>
       <w:r>
         <w:rPr>
           <w:rFonts w:ascii="Avenir Next" w:hAnsi="Avenir Next" w:cs="Avenir Next" w:eastAsia="Avenir Next"/>
           <w:color w:val="1A1A1A"/>
-          <w:sz w:val="21"/>
+          <w:sz w:val="22"/>
           <w:szCs w:val="21"/>
         </w:rPr>
         <w:t xml:space="preserve">15 ÷ 3 = 5.</w:t>
@@ -597,25 +605,25 @@
           <w:rFonts w:ascii="Avenir Next" w:hAnsi="Avenir Next" w:cs="Avenir Next" w:eastAsia="Avenir Next"/>
           <w:b/>
           <w:color w:val="003A70"/>
+          <w:sz w:val="22"/>
+          <w:szCs w:val="19"/>
+        </w:rPr>
+        <w:t xml:space="preserve">Step 2</w:t>
+      </w:r>
+      <w:r>
+        <w:rPr>
+          <w:rFonts w:ascii="Avenir Next" w:hAnsi="Avenir Next" w:cs="Avenir Next" w:eastAsia="Avenir Next"/>
+          <w:color w:val="1A1A1A"/>
           <w:sz w:val="19"/>
           <w:szCs w:val="19"/>
         </w:rPr>
-        <w:t xml:space="preserve">Step 2</w:t>
-      </w:r>
-      <w:r>
-        <w:rPr>
-          <w:rFonts w:ascii="Avenir Next" w:hAnsi="Avenir Next" w:cs="Avenir Next" w:eastAsia="Avenir Next"/>
-          <w:color w:val="1A1A1A"/>
-          <w:sz w:val="19"/>
-          <w:szCs w:val="19"/>
-        </w:rPr>
         <w:tab/>
       </w:r>
       <w:r>
         <w:rPr>
           <w:rFonts w:ascii="Avenir Next" w:hAnsi="Avenir Next" w:cs="Avenir Next" w:eastAsia="Avenir Next"/>
           <w:color w:val="1A1A1A"/>
-          <w:sz w:val="21"/>
+          <w:sz w:val="22"/>
           <w:szCs w:val="21"/>
         </w:rPr>
         <w:t xml:space="preserve">4 × 5 = 20.</w:t>
@@ -634,25 +642,25 @@
           <w:rFonts w:ascii="Avenir Next" w:hAnsi="Avenir Next" w:cs="Avenir Next" w:eastAsia="Avenir Next"/>
           <w:b/>
           <w:color w:val="003A70"/>
+          <w:sz w:val="22"/>
+          <w:szCs w:val="19"/>
+        </w:rPr>
+        <w:t xml:space="preserve">Step 3</w:t>
+      </w:r>
+      <w:r>
+        <w:rPr>
+          <w:rFonts w:ascii="Avenir Next" w:hAnsi="Avenir Next" w:cs="Avenir Next" w:eastAsia="Avenir Next"/>
+          <w:color w:val="1A1A1A"/>
           <w:sz w:val="19"/>
           <w:szCs w:val="19"/>
         </w:rPr>
-        <w:t xml:space="preserve">Step 3</w:t>
-      </w:r>
-      <w:r>
-        <w:rPr>
-          <w:rFonts w:ascii="Avenir Next" w:hAnsi="Avenir Next" w:cs="Avenir Next" w:eastAsia="Avenir Next"/>
-          <w:color w:val="1A1A1A"/>
-          <w:sz w:val="19"/>
-          <w:szCs w:val="19"/>
-        </w:rPr>
         <w:tab/>
       </w:r>
       <w:r>
         <w:rPr>
           <w:rFonts w:ascii="Avenir Next" w:hAnsi="Avenir Next" w:cs="Avenir Next" w:eastAsia="Avenir Next"/>
           <w:color w:val="1A1A1A"/>
-          <w:sz w:val="21"/>
+          <w:sz w:val="22"/>
           <w:szCs w:val="21"/>
         </w:rPr>
         <w:t xml:space="preserve">The new ratio is 15 : 20.</w:t>
@@ -671,18 +679,18 @@
           <w:rFonts w:ascii="Avenir Next" w:hAnsi="Avenir Next" w:cs="Avenir Next" w:eastAsia="Avenir Next"/>
           <w:b/>
           <w:color w:val="1A1A1A"/>
+          <w:sz w:val="22"/>
+          <w:szCs w:val="21"/>
+        </w:rPr>
+        <w:t xml:space="preserve">Answer</w:t>
+      </w:r>
+      <w:r>
+        <w:rPr>
+          <w:rFonts w:ascii="Avenir Next" w:hAnsi="Avenir Next" w:cs="Avenir Next" w:eastAsia="Avenir Next"/>
+          <w:color w:val="1A1A1A"/>
           <w:sz w:val="21"/>
           <w:szCs w:val="21"/>
         </w:rPr>
-        <w:t xml:space="preserve">Answer</w:t>
-      </w:r>
-      <w:r>
-        <w:rPr>
-          <w:rFonts w:ascii="Avenir Next" w:hAnsi="Avenir Next" w:cs="Avenir Next" w:eastAsia="Avenir Next"/>
-          <w:color w:val="1A1A1A"/>
-          <w:sz w:val="21"/>
-          <w:szCs w:val="21"/>
-        </w:rPr>
         <w:tab/>
       </w:r>
       <w:r>
@@ -690,7 +698,7 @@
           <w:rFonts w:ascii="Avenir Next" w:hAnsi="Avenir Next" w:cs="Avenir Next" w:eastAsia="Avenir Next"/>
           <w:b/>
           <w:color w:val="1A1A1A"/>
-          <w:sz w:val="21"/>
+          <w:sz w:val="22"/>
           <w:szCs w:val="21"/>
         </w:rPr>
         <w:t xml:space="preserve">15 : 20</w:t>
@@ -698,6 +706,7 @@
     </w:p>
     <w:p>
       <w:pPr>
+        <w:pStyle w:val="Heading2"/>
         <w:keepNext/>
         <w:pBdr>
           <w:bottom w:val="single" w:sz="8" w:space="3" w:color="003A70"/>
@@ -713,7 +722,7 @@
           <w:b/>
           <w:color w:val="003A70"/>
           <w:spacing w:val="14"/>
-          <w:sz w:val="19"/>
+          <w:sz w:val="22"/>
           <w:szCs w:val="19"/>
         </w:rPr>
         <w:t xml:space="preserve">TRY IT WITH HELP</w:t>
@@ -732,7 +741,7 @@
           <w:rFonts w:ascii="Avenir Next" w:hAnsi="Avenir Next" w:cs="Avenir Next" w:eastAsia="Avenir Next"/>
           <w:i/>
           <w:color w:val="5A5F66"/>
-          <w:sz w:val="17"/>
+          <w:sz w:val="22"/>
           <w:szCs w:val="17"/>
         </w:rPr>
         <w:t xml:space="preserve">fill in each step</w:t>
@@ -790,35 +799,35 @@
           <w:rFonts w:ascii="Avenir Next" w:hAnsi="Avenir Next" w:cs="Avenir Next" w:eastAsia="Avenir Next"/>
           <w:b/>
           <w:color w:val="003A70"/>
+          <w:sz w:val="22"/>
+          <w:szCs w:val="18"/>
+        </w:rPr>
+        <w:t xml:space="preserve">Step 1</w:t>
+      </w:r>
+      <w:r>
+        <w:rPr>
+          <w:rFonts w:ascii="Avenir Next" w:hAnsi="Avenir Next" w:cs="Avenir Next" w:eastAsia="Avenir Next"/>
+          <w:color w:val="1A1A1A"/>
           <w:sz w:val="18"/>
           <w:szCs w:val="18"/>
         </w:rPr>
-        <w:t xml:space="preserve">Step 1</w:t>
-      </w:r>
-      <w:r>
-        <w:rPr>
-          <w:rFonts w:ascii="Avenir Next" w:hAnsi="Avenir Next" w:cs="Avenir Next" w:eastAsia="Avenir Next"/>
-          <w:color w:val="1A1A1A"/>
-          <w:sz w:val="18"/>
-          <w:szCs w:val="18"/>
-        </w:rPr>
         <w:tab/>
       </w:r>
       <w:r>
         <w:rPr>
           <w:rFonts w:ascii="Avenir Next" w:hAnsi="Avenir Next" w:cs="Avenir Next" w:eastAsia="Avenir Next"/>
           <w:color w:val="1A1A1A"/>
+          <w:sz w:val="22"/>
+          <w:szCs w:val="21"/>
+        </w:rPr>
+        <w:t xml:space="preserve">10 ÷ 2 = </w:t>
+      </w:r>
+      <w:r>
+        <w:rPr>
+          <w:rFonts w:ascii="Avenir Next" w:hAnsi="Avenir Next" w:cs="Avenir Next" w:eastAsia="Avenir Next"/>
+          <w:color w:val="1A1A1A"/>
           <w:sz w:val="21"/>
           <w:szCs w:val="21"/>
-        </w:rPr>
-        <w:t xml:space="preserve">10 ÷ 2 = </w:t>
-      </w:r>
-      <w:r>
-        <w:rPr>
-          <w:rFonts w:ascii="Avenir Next" w:hAnsi="Avenir Next" w:cs="Avenir Next" w:eastAsia="Avenir Next"/>
-          <w:color w:val="1A1A1A"/>
-          <w:sz w:val="21"/>
-          <w:szCs w:val="21"/>
           <w:u w:val="single"/>
         </w:rPr>
         <w:t xml:space="preserve">                </w:t>
@@ -827,7 +836,7 @@
         <w:rPr>
           <w:rFonts w:ascii="Avenir Next" w:hAnsi="Avenir Next" w:cs="Avenir Next" w:eastAsia="Avenir Next"/>
           <w:color w:val="1A1A1A"/>
-          <w:sz w:val="21"/>
+          <w:sz w:val="22"/>
           <w:szCs w:val="21"/>
         </w:rPr>
         <w:t xml:space="preserve">.</w:t>
@@ -847,35 +856,35 @@
           <w:rFonts w:ascii="Avenir Next" w:hAnsi="Avenir Next" w:cs="Avenir Next" w:eastAsia="Avenir Next"/>
           <w:b/>
           <w:color w:val="003A70"/>
+          <w:sz w:val="22"/>
+          <w:szCs w:val="18"/>
+        </w:rPr>
+        <w:t xml:space="preserve">Step 2</w:t>
+      </w:r>
+      <w:r>
+        <w:rPr>
+          <w:rFonts w:ascii="Avenir Next" w:hAnsi="Avenir Next" w:cs="Avenir Next" w:eastAsia="Avenir Next"/>
+          <w:color w:val="1A1A1A"/>
           <w:sz w:val="18"/>
           <w:szCs w:val="18"/>
         </w:rPr>
-        <w:t xml:space="preserve">Step 2</w:t>
-      </w:r>
-      <w:r>
-        <w:rPr>
-          <w:rFonts w:ascii="Avenir Next" w:hAnsi="Avenir Next" w:cs="Avenir Next" w:eastAsia="Avenir Next"/>
-          <w:color w:val="1A1A1A"/>
-          <w:sz w:val="18"/>
-          <w:szCs w:val="18"/>
-        </w:rPr>
         <w:tab/>
       </w:r>
       <w:r>
         <w:rPr>
           <w:rFonts w:ascii="Avenir Next" w:hAnsi="Avenir Next" w:cs="Avenir Next" w:eastAsia="Avenir Next"/>
           <w:color w:val="1A1A1A"/>
+          <w:sz w:val="22"/>
+          <w:szCs w:val="21"/>
+        </w:rPr>
+        <w:t xml:space="preserve">3 × 5 = </w:t>
+      </w:r>
+      <w:r>
+        <w:rPr>
+          <w:rFonts w:ascii="Avenir Next" w:hAnsi="Avenir Next" w:cs="Avenir Next" w:eastAsia="Avenir Next"/>
+          <w:color w:val="1A1A1A"/>
           <w:sz w:val="21"/>
           <w:szCs w:val="21"/>
-        </w:rPr>
-        <w:t xml:space="preserve">3 × 5 = </w:t>
-      </w:r>
-      <w:r>
-        <w:rPr>
-          <w:rFonts w:ascii="Avenir Next" w:hAnsi="Avenir Next" w:cs="Avenir Next" w:eastAsia="Avenir Next"/>
-          <w:color w:val="1A1A1A"/>
-          <w:sz w:val="21"/>
-          <w:szCs w:val="21"/>
           <w:u w:val="single"/>
         </w:rPr>
         <w:t xml:space="preserve">                </w:t>
@@ -884,7 +893,7 @@
         <w:rPr>
           <w:rFonts w:ascii="Avenir Next" w:hAnsi="Avenir Next" w:cs="Avenir Next" w:eastAsia="Avenir Next"/>
           <w:color w:val="1A1A1A"/>
-          <w:sz w:val="21"/>
+          <w:sz w:val="22"/>
           <w:szCs w:val="21"/>
         </w:rPr>
         <w:t xml:space="preserve">.</w:t>
@@ -904,25 +913,25 @@
           <w:rFonts w:ascii="Avenir Next" w:hAnsi="Avenir Next" w:cs="Avenir Next" w:eastAsia="Avenir Next"/>
           <w:b/>
           <w:color w:val="003A70"/>
+          <w:sz w:val="22"/>
+          <w:szCs w:val="18"/>
+        </w:rPr>
+        <w:t xml:space="preserve">Step 3</w:t>
+      </w:r>
+      <w:r>
+        <w:rPr>
+          <w:rFonts w:ascii="Avenir Next" w:hAnsi="Avenir Next" w:cs="Avenir Next" w:eastAsia="Avenir Next"/>
+          <w:color w:val="1A1A1A"/>
           <w:sz w:val="18"/>
           <w:szCs w:val="18"/>
         </w:rPr>
-        <w:t xml:space="preserve">Step 3</w:t>
-      </w:r>
-      <w:r>
-        <w:rPr>
-          <w:rFonts w:ascii="Avenir Next" w:hAnsi="Avenir Next" w:cs="Avenir Next" w:eastAsia="Avenir Next"/>
-          <w:color w:val="1A1A1A"/>
-          <w:sz w:val="18"/>
-          <w:szCs w:val="18"/>
-        </w:rPr>
         <w:tab/>
       </w:r>
       <w:r>
         <w:rPr>
           <w:rFonts w:ascii="Avenir Next" w:hAnsi="Avenir Next" w:cs="Avenir Next" w:eastAsia="Avenir Next"/>
           <w:color w:val="1A1A1A"/>
-          <w:sz w:val="21"/>
+          <w:sz w:val="22"/>
           <w:szCs w:val="21"/>
         </w:rPr>
         <w:t xml:space="preserve">New ratio: 10 : </w:t>
@@ -995,35 +1004,35 @@
           <w:rFonts w:ascii="Avenir Next" w:hAnsi="Avenir Next" w:cs="Avenir Next" w:eastAsia="Avenir Next"/>
           <w:b/>
           <w:color w:val="003A70"/>
+          <w:sz w:val="22"/>
+          <w:szCs w:val="18"/>
+        </w:rPr>
+        <w:t xml:space="preserve">Step 1</w:t>
+      </w:r>
+      <w:r>
+        <w:rPr>
+          <w:rFonts w:ascii="Avenir Next" w:hAnsi="Avenir Next" w:cs="Avenir Next" w:eastAsia="Avenir Next"/>
+          <w:color w:val="1A1A1A"/>
           <w:sz w:val="18"/>
           <w:szCs w:val="18"/>
         </w:rPr>
-        <w:t xml:space="preserve">Step 1</w:t>
-      </w:r>
-      <w:r>
-        <w:rPr>
-          <w:rFonts w:ascii="Avenir Next" w:hAnsi="Avenir Next" w:cs="Avenir Next" w:eastAsia="Avenir Next"/>
-          <w:color w:val="1A1A1A"/>
-          <w:sz w:val="18"/>
-          <w:szCs w:val="18"/>
-        </w:rPr>
         <w:tab/>
       </w:r>
       <w:r>
         <w:rPr>
           <w:rFonts w:ascii="Avenir Next" w:hAnsi="Avenir Next" w:cs="Avenir Next" w:eastAsia="Avenir Next"/>
           <w:color w:val="1A1A1A"/>
+          <w:sz w:val="22"/>
+          <w:szCs w:val="21"/>
+        </w:rPr>
+        <w:t xml:space="preserve">20 ÷ 5 = </w:t>
+      </w:r>
+      <w:r>
+        <w:rPr>
+          <w:rFonts w:ascii="Avenir Next" w:hAnsi="Avenir Next" w:cs="Avenir Next" w:eastAsia="Avenir Next"/>
+          <w:color w:val="1A1A1A"/>
           <w:sz w:val="21"/>
           <w:szCs w:val="21"/>
-        </w:rPr>
-        <w:t xml:space="preserve">20 ÷ 5 = </w:t>
-      </w:r>
-      <w:r>
-        <w:rPr>
-          <w:rFonts w:ascii="Avenir Next" w:hAnsi="Avenir Next" w:cs="Avenir Next" w:eastAsia="Avenir Next"/>
-          <w:color w:val="1A1A1A"/>
-          <w:sz w:val="21"/>
-          <w:szCs w:val="21"/>
           <w:u w:val="single"/>
         </w:rPr>
         <w:t xml:space="preserve">                </w:t>
@@ -1032,7 +1041,7 @@
         <w:rPr>
           <w:rFonts w:ascii="Avenir Next" w:hAnsi="Avenir Next" w:cs="Avenir Next" w:eastAsia="Avenir Next"/>
           <w:color w:val="1A1A1A"/>
-          <w:sz w:val="21"/>
+          <w:sz w:val="22"/>
           <w:szCs w:val="21"/>
         </w:rPr>
         <w:t xml:space="preserve">.</w:t>
@@ -1052,35 +1061,35 @@
           <w:rFonts w:ascii="Avenir Next" w:hAnsi="Avenir Next" w:cs="Avenir Next" w:eastAsia="Avenir Next"/>
           <w:b/>
           <w:color w:val="003A70"/>
+          <w:sz w:val="22"/>
+          <w:szCs w:val="18"/>
+        </w:rPr>
+        <w:t xml:space="preserve">Step 2</w:t>
+      </w:r>
+      <w:r>
+        <w:rPr>
+          <w:rFonts w:ascii="Avenir Next" w:hAnsi="Avenir Next" w:cs="Avenir Next" w:eastAsia="Avenir Next"/>
+          <w:color w:val="1A1A1A"/>
           <w:sz w:val="18"/>
           <w:szCs w:val="18"/>
         </w:rPr>
-        <w:t xml:space="preserve">Step 2</w:t>
-      </w:r>
-      <w:r>
-        <w:rPr>
-          <w:rFonts w:ascii="Avenir Next" w:hAnsi="Avenir Next" w:cs="Avenir Next" w:eastAsia="Avenir Next"/>
-          <w:color w:val="1A1A1A"/>
-          <w:sz w:val="18"/>
-          <w:szCs w:val="18"/>
-        </w:rPr>
         <w:tab/>
       </w:r>
       <w:r>
         <w:rPr>
           <w:rFonts w:ascii="Avenir Next" w:hAnsi="Avenir Next" w:cs="Avenir Next" w:eastAsia="Avenir Next"/>
           <w:color w:val="1A1A1A"/>
+          <w:sz w:val="22"/>
+          <w:szCs w:val="21"/>
+        </w:rPr>
+        <w:t xml:space="preserve">6 × 4 = </w:t>
+      </w:r>
+      <w:r>
+        <w:rPr>
+          <w:rFonts w:ascii="Avenir Next" w:hAnsi="Avenir Next" w:cs="Avenir Next" w:eastAsia="Avenir Next"/>
+          <w:color w:val="1A1A1A"/>
           <w:sz w:val="21"/>
           <w:szCs w:val="21"/>
-        </w:rPr>
-        <w:t xml:space="preserve">6 × 4 = </w:t>
-      </w:r>
-      <w:r>
-        <w:rPr>
-          <w:rFonts w:ascii="Avenir Next" w:hAnsi="Avenir Next" w:cs="Avenir Next" w:eastAsia="Avenir Next"/>
-          <w:color w:val="1A1A1A"/>
-          <w:sz w:val="21"/>
-          <w:szCs w:val="21"/>
           <w:u w:val="single"/>
         </w:rPr>
         <w:t xml:space="preserve">                </w:t>
@@ -1089,7 +1098,7 @@
         <w:rPr>
           <w:rFonts w:ascii="Avenir Next" w:hAnsi="Avenir Next" w:cs="Avenir Next" w:eastAsia="Avenir Next"/>
           <w:color w:val="1A1A1A"/>
-          <w:sz w:val="21"/>
+          <w:sz w:val="22"/>
           <w:szCs w:val="21"/>
         </w:rPr>
         <w:t xml:space="preserve">.</w:t>
@@ -1109,35 +1118,35 @@
           <w:rFonts w:ascii="Avenir Next" w:hAnsi="Avenir Next" w:cs="Avenir Next" w:eastAsia="Avenir Next"/>
           <w:b/>
           <w:color w:val="003A70"/>
+          <w:sz w:val="22"/>
+          <w:szCs w:val="18"/>
+        </w:rPr>
+        <w:t xml:space="preserve">Step 3</w:t>
+      </w:r>
+      <w:r>
+        <w:rPr>
+          <w:rFonts w:ascii="Avenir Next" w:hAnsi="Avenir Next" w:cs="Avenir Next" w:eastAsia="Avenir Next"/>
+          <w:color w:val="1A1A1A"/>
           <w:sz w:val="18"/>
           <w:szCs w:val="18"/>
         </w:rPr>
-        <w:t xml:space="preserve">Step 3</w:t>
-      </w:r>
-      <w:r>
-        <w:rPr>
-          <w:rFonts w:ascii="Avenir Next" w:hAnsi="Avenir Next" w:cs="Avenir Next" w:eastAsia="Avenir Next"/>
-          <w:color w:val="1A1A1A"/>
-          <w:sz w:val="18"/>
-          <w:szCs w:val="18"/>
-        </w:rPr>
         <w:tab/>
       </w:r>
       <w:r>
         <w:rPr>
           <w:rFonts w:ascii="Avenir Next" w:hAnsi="Avenir Next" w:cs="Avenir Next" w:eastAsia="Avenir Next"/>
           <w:color w:val="1A1A1A"/>
+          <w:sz w:val="22"/>
+          <w:szCs w:val="21"/>
+        </w:rPr>
+        <w:t xml:space="preserve">New ratio: 20 : </w:t>
+      </w:r>
+      <w:r>
+        <w:rPr>
+          <w:rFonts w:ascii="Avenir Next" w:hAnsi="Avenir Next" w:cs="Avenir Next" w:eastAsia="Avenir Next"/>
+          <w:color w:val="1A1A1A"/>
           <w:sz w:val="21"/>
           <w:szCs w:val="21"/>
-        </w:rPr>
-        <w:t xml:space="preserve">New ratio: 20 : </w:t>
-      </w:r>
-      <w:r>
-        <w:rPr>
-          <w:rFonts w:ascii="Avenir Next" w:hAnsi="Avenir Next" w:cs="Avenir Next" w:eastAsia="Avenir Next"/>
-          <w:color w:val="1A1A1A"/>
-          <w:sz w:val="21"/>
-          <w:szCs w:val="21"/>
           <w:u w:val="single"/>
         </w:rPr>
         <w:t xml:space="preserve">                </w:t>
@@ -1150,6 +1159,7 @@
     </w:p>
     <w:p>
       <w:pPr>
+        <w:pStyle w:val="Heading2"/>
         <w:keepNext/>
         <w:pBdr>
           <w:bottom w:val="single" w:sz="8" w:space="3" w:color="003A70"/>
@@ -1165,7 +1175,7 @@
           <w:b/>
           <w:color w:val="003A70"/>
           <w:spacing w:val="14"/>
-          <w:sz w:val="19"/>
+          <w:sz w:val="22"/>
           <w:szCs w:val="19"/>
         </w:rPr>
         <w:t xml:space="preserve">YOUR TURN</w:t>
@@ -1184,7 +1194,7 @@
           <w:rFonts w:ascii="Avenir Next" w:hAnsi="Avenir Next" w:cs="Avenir Next" w:eastAsia="Avenir Next"/>
           <w:i/>
           <w:color w:val="5A5F66"/>
-          <w:sz w:val="17"/>
+          <w:sz w:val="22"/>
           <w:szCs w:val="17"/>
         </w:rPr>
         <w:t xml:space="preserve">use the steps on your own</w:t>
@@ -1347,7 +1357,7 @@
                       <w:szCs w:val="22"/>
                       <w:u w:val="single"/>
                     </w:rPr>
-                    <w:t xml:space="preserve">      </w:t>
+                    <w:t xml:space="preserve">          </w:t>
                   </w:r>
                 </w:p>
               </w:tc>
@@ -1400,7 +1410,7 @@
                       <w:szCs w:val="22"/>
                       <w:u w:val="single"/>
                     </w:rPr>
-                    <w:t xml:space="preserve">      </w:t>
+                    <w:t xml:space="preserve">          </w:t>
                   </w:r>
                 </w:p>
               </w:tc>
@@ -1453,7 +1463,7 @@
                       <w:szCs w:val="22"/>
                       <w:u w:val="single"/>
                     </w:rPr>
-                    <w:t xml:space="preserve">      </w:t>
+                    <w:t xml:space="preserve">          </w:t>
                   </w:r>
                 </w:p>
               </w:tc>
@@ -1512,7 +1522,7 @@
                       <w:szCs w:val="22"/>
                       <w:u w:val="single"/>
                     </w:rPr>
-                    <w:t xml:space="preserve">      </w:t>
+                    <w:t xml:space="preserve">          </w:t>
                   </w:r>
                 </w:p>
               </w:tc>
@@ -1565,7 +1575,7 @@
                       <w:szCs w:val="22"/>
                       <w:u w:val="single"/>
                     </w:rPr>
-                    <w:t xml:space="preserve">      </w:t>
+                    <w:t xml:space="preserve">          </w:t>
                   </w:r>
                 </w:p>
               </w:tc>
@@ -1618,7 +1628,7 @@
                       <w:szCs w:val="22"/>
                       <w:u w:val="single"/>
                     </w:rPr>
-                    <w:t xml:space="preserve">      </w:t>
+                    <w:t xml:space="preserve">          </w:t>
                   </w:r>
                 </w:p>
               </w:tc>
@@ -1641,7 +1651,7 @@
       <w:pPr>
         <w:pageBreakBefore/>
         <w:keepNext/>
-        <w:spacing w:before="0" w:after="12" w:line="264" w:lineRule="auto"/>
+        <w:spacing w:before="0" w:after="12" w:line="252" w:lineRule="auto"/>
       </w:pPr>
       <w:r>
         <w:rPr>
@@ -1650,7 +1660,7 @@
           <w:caps/>
           <w:color w:val="003A70"/>
           <w:spacing w:val="12"/>
-          <w:sz w:val="19"/>
+          <w:sz w:val="22"/>
           <w:szCs w:val="19"/>
         </w:rPr>
         <w:t xml:space="preserve">Lesson 3-5  ·  Session 1  ·  Prerequisite Practice B  ·  Skill 2 of 2</w:t>
@@ -1658,6 +1668,7 @@
     </w:p>
     <w:p>
       <w:pPr>
+        <w:pStyle w:val="Heading1"/>
         <w:keepNext/>
         <w:spacing w:before="0" w:after="10" w:line="240" w:lineRule="auto"/>
       </w:pPr>
@@ -1677,13 +1688,13 @@
         <w:pBdr>
           <w:bottom w:val="single" w:sz="4" w:space="5" w:color="C9CDD2"/>
         </w:pBdr>
-        <w:spacing w:before="0" w:after="60" w:line="264" w:lineRule="auto"/>
+        <w:spacing w:before="0" w:after="60" w:line="252" w:lineRule="auto"/>
       </w:pPr>
       <w:r>
         <w:rPr>
           <w:rFonts w:ascii="Avenir Next" w:hAnsi="Avenir Next" w:cs="Avenir Next" w:eastAsia="Avenir Next"/>
           <w:color w:val="5A5F66"/>
-          <w:sz w:val="17"/>
+          <w:sz w:val="22"/>
           <w:szCs w:val="17"/>
         </w:rPr>
         <w:t xml:space="preserve">Builds on Lesson 3-1 Session 1 · 6.RP.A.1</w:t>
@@ -1726,7 +1737,8 @@
           </w:tcPr>
           <w:p>
             <w:pPr>
-              <w:spacing w:before="0" w:after="0" w:line="252" w:lineRule="auto"/>
+              <w:pStyle w:val="Heading2"/>
+              <w:spacing w:before="0" w:after="0" w:line="246" w:lineRule="auto"/>
             </w:pPr>
             <w:r>
               <w:rPr>
@@ -1749,13 +1761,13 @@
           </w:tcPr>
           <w:p>
             <w:pPr>
-              <w:spacing w:before="0" w:after="0" w:line="264" w:lineRule="auto"/>
+              <w:spacing w:before="0" w:after="0" w:line="252" w:lineRule="auto"/>
             </w:pPr>
             <w:r>
               <w:rPr>
                 <w:rFonts w:ascii="Avenir Next" w:hAnsi="Avenir Next" w:cs="Avenir Next" w:eastAsia="Avenir Next"/>
                 <w:color w:val="1A1A1A"/>
-                <w:sz w:val="20"/>
+                <w:sz w:val="22"/>
                 <w:szCs w:val="20"/>
               </w:rPr>
               <w:t xml:space="preserve">You will compare 3 cups red to 4 cups blue with 2 cups red to 3 cups blue.</w:t>
@@ -1775,7 +1787,8 @@
           </w:tcPr>
           <w:p>
             <w:pPr>
-              <w:spacing w:before="0" w:after="0" w:line="252" w:lineRule="auto"/>
+              <w:pStyle w:val="Heading2"/>
+              <w:spacing w:before="0" w:after="0" w:line="246" w:lineRule="auto"/>
             </w:pPr>
             <w:r>
               <w:rPr>
@@ -1798,13 +1811,13 @@
           </w:tcPr>
           <w:p>
             <w:pPr>
-              <w:spacing w:before="0" w:after="0" w:line="264" w:lineRule="auto"/>
+              <w:spacing w:before="0" w:after="0" w:line="252" w:lineRule="auto"/>
             </w:pPr>
             <w:r>
               <w:rPr>
                 <w:rFonts w:ascii="Avenir Next" w:hAnsi="Avenir Next" w:cs="Avenir Next" w:eastAsia="Avenir Next"/>
                 <w:color w:val="1A1A1A"/>
-                <w:sz w:val="20"/>
+                <w:sz w:val="22"/>
                 <w:szCs w:val="20"/>
               </w:rPr>
               <w:t xml:space="preserve">Read a ratio and match each number to its thing, like red is 3.  </w:t>
@@ -1814,7 +1827,7 @@
                 <w:rFonts w:ascii="Avenir Next" w:hAnsi="Avenir Next" w:cs="Avenir Next" w:eastAsia="Avenir Next"/>
                 <w:b/>
                 <w:color w:val="1A1A1A"/>
-                <w:sz w:val="20"/>
+                <w:sz w:val="22"/>
                 <w:szCs w:val="20"/>
               </w:rPr>
               <w:t xml:space="preserve">You will use it in Practice Form A, problems 2 and 3.</w:t>
@@ -1825,6 +1838,7 @@
     </w:tbl>
     <w:p>
       <w:pPr>
+        <w:pStyle w:val="Heading2"/>
         <w:keepNext/>
         <w:pBdr>
           <w:bottom w:val="single" w:sz="8" w:space="3" w:color="003A70"/>
@@ -1840,7 +1854,7 @@
           <w:b/>
           <w:color w:val="003A70"/>
           <w:spacing w:val="14"/>
-          <w:sz w:val="19"/>
+          <w:sz w:val="22"/>
           <w:szCs w:val="19"/>
         </w:rPr>
         <w:t xml:space="preserve">STEPS TO FOLLOW</w:t>
@@ -1859,7 +1873,7 @@
           <w:rFonts w:ascii="Avenir Next" w:hAnsi="Avenir Next" w:cs="Avenir Next" w:eastAsia="Avenir Next"/>
           <w:i/>
           <w:color w:val="5A5F66"/>
-          <w:sz w:val="17"/>
+          <w:sz w:val="22"/>
           <w:szCs w:val="17"/>
         </w:rPr>
         <w:t xml:space="preserve">use these same steps on every problem</w:t>
@@ -1901,6 +1915,7 @@
           </w:tcPr>
           <w:p>
             <w:pPr>
+              <w:pStyle w:val="Heading1"/>
               <w:spacing w:before="0" w:after="0" w:line="240" w:lineRule="auto"/>
               <w:jc w:val="center"/>
             </w:pPr>
@@ -1923,14 +1938,14 @@
           </w:tcPr>
           <w:p>
             <w:pPr>
-              <w:spacing w:before="0" w:after="0" w:line="264" w:lineRule="auto"/>
+              <w:spacing w:before="0" w:after="0" w:line="252" w:lineRule="auto"/>
             </w:pPr>
             <w:r>
               <w:rPr>
                 <w:rFonts w:ascii="Avenir Next" w:hAnsi="Avenir Next" w:cs="Avenir Next" w:eastAsia="Avenir Next"/>
                 <w:b/>
                 <w:color w:val="1A1A1A"/>
-                <w:sz w:val="21"/>
+                <w:sz w:val="22"/>
                 <w:szCs w:val="21"/>
               </w:rPr>
               <w:t xml:space="preserve">Name</w:t>
@@ -1939,7 +1954,7 @@
               <w:rPr>
                 <w:rFonts w:ascii="Avenir Next" w:hAnsi="Avenir Next" w:cs="Avenir Next" w:eastAsia="Avenir Next"/>
                 <w:color w:val="1A1A1A"/>
-                <w:sz w:val="21"/>
+                <w:sz w:val="22"/>
                 <w:szCs w:val="21"/>
               </w:rPr>
               <w:t xml:space="preserve"> each part and its number.</w:t>
@@ -1958,6 +1973,7 @@
           </w:tcPr>
           <w:p>
             <w:pPr>
+              <w:pStyle w:val="Heading1"/>
               <w:spacing w:before="0" w:after="0" w:line="240" w:lineRule="auto"/>
               <w:jc w:val="center"/>
             </w:pPr>
@@ -1980,14 +1996,14 @@
           </w:tcPr>
           <w:p>
             <w:pPr>
-              <w:spacing w:before="0" w:after="0" w:line="264" w:lineRule="auto"/>
+              <w:spacing w:before="0" w:after="0" w:line="252" w:lineRule="auto"/>
             </w:pPr>
             <w:r>
               <w:rPr>
                 <w:rFonts w:ascii="Avenir Next" w:hAnsi="Avenir Next" w:cs="Avenir Next" w:eastAsia="Avenir Next"/>
                 <w:b/>
                 <w:color w:val="1A1A1A"/>
-                <w:sz w:val="21"/>
+                <w:sz w:val="22"/>
                 <w:szCs w:val="21"/>
               </w:rPr>
               <w:t xml:space="preserve">Add</w:t>
@@ -1996,7 +2012,7 @@
               <w:rPr>
                 <w:rFonts w:ascii="Avenir Next" w:hAnsi="Avenir Next" w:cs="Avenir Next" w:eastAsia="Avenir Next"/>
                 <w:color w:val="1A1A1A"/>
-                <w:sz w:val="21"/>
+                <w:sz w:val="22"/>
                 <w:szCs w:val="21"/>
               </w:rPr>
               <w:t xml:space="preserve"> the parts to find the total.</w:t>
@@ -2015,6 +2031,7 @@
           </w:tcPr>
           <w:p>
             <w:pPr>
+              <w:pStyle w:val="Heading1"/>
               <w:spacing w:before="0" w:after="0" w:line="240" w:lineRule="auto"/>
               <w:jc w:val="center"/>
             </w:pPr>
@@ -2037,13 +2054,13 @@
           </w:tcPr>
           <w:p>
             <w:pPr>
-              <w:spacing w:before="0" w:after="0" w:line="264" w:lineRule="auto"/>
+              <w:spacing w:before="0" w:after="0" w:line="252" w:lineRule="auto"/>
             </w:pPr>
             <w:r>
               <w:rPr>
                 <w:rFonts w:ascii="Avenir Next" w:hAnsi="Avenir Next" w:cs="Avenir Next" w:eastAsia="Avenir Next"/>
                 <w:color w:val="1A1A1A"/>
-                <w:sz w:val="21"/>
+                <w:sz w:val="22"/>
                 <w:szCs w:val="21"/>
               </w:rPr>
               <w:t xml:space="preserve">Write the ratio in the </w:t>
@@ -2053,7 +2070,7 @@
                 <w:rFonts w:ascii="Avenir Next" w:hAnsi="Avenir Next" w:cs="Avenir Next" w:eastAsia="Avenir Next"/>
                 <w:b/>
                 <w:color w:val="1A1A1A"/>
-                <w:sz w:val="21"/>
+                <w:sz w:val="22"/>
                 <w:szCs w:val="21"/>
               </w:rPr>
               <w:t xml:space="preserve">order</w:t>
@@ -2062,7 +2079,7 @@
               <w:rPr>
                 <w:rFonts w:ascii="Avenir Next" w:hAnsi="Avenir Next" w:cs="Avenir Next" w:eastAsia="Avenir Next"/>
                 <w:color w:val="1A1A1A"/>
-                <w:sz w:val="21"/>
+                <w:sz w:val="22"/>
                 <w:szCs w:val="21"/>
               </w:rPr>
               <w:t xml:space="preserve"> asked.</w:t>
@@ -2073,6 +2090,7 @@
     </w:tbl>
     <w:p>
       <w:pPr>
+        <w:pStyle w:val="Heading2"/>
         <w:keepNext/>
         <w:pBdr>
           <w:bottom w:val="single" w:sz="8" w:space="3" w:color="003A70"/>
@@ -2088,7 +2106,7 @@
           <w:b/>
           <w:color w:val="003A70"/>
           <w:spacing w:val="14"/>
-          <w:sz w:val="19"/>
+          <w:sz w:val="22"/>
           <w:szCs w:val="19"/>
         </w:rPr>
         <w:t xml:space="preserve">WATCH ME</w:t>
@@ -2107,7 +2125,7 @@
           <w:rFonts w:ascii="Avenir Next" w:hAnsi="Avenir Next" w:cs="Avenir Next" w:eastAsia="Avenir Next"/>
           <w:i/>
           <w:color w:val="5A5F66"/>
-          <w:sz w:val="17"/>
+          <w:sz w:val="22"/>
           <w:szCs w:val="17"/>
         </w:rPr>
         <w:t xml:space="preserve">the steps in action</w:t>
@@ -2115,14 +2133,14 @@
     </w:p>
     <w:p>
       <w:pPr>
-        <w:spacing w:before="0" w:after="40" w:line="264" w:lineRule="auto"/>
+        <w:spacing w:before="0" w:after="40" w:line="252" w:lineRule="auto"/>
       </w:pPr>
       <w:r>
         <w:rPr>
           <w:rFonts w:ascii="Avenir Next" w:hAnsi="Avenir Next" w:cs="Avenir Next" w:eastAsia="Avenir Next"/>
           <w:b/>
           <w:color w:val="1A1A1A"/>
-          <w:sz w:val="21"/>
+          <w:sz w:val="22"/>
           <w:szCs w:val="21"/>
         </w:rPr>
         <w:t xml:space="preserve">A drink uses 2 scoops of powder for every 5 cups of water. Write powder to total.</w:t>
@@ -2133,7 +2151,7 @@
         <w:tabs>
           <w:tab w:val="left" w:pos="950"/>
         </w:tabs>
-        <w:spacing w:before="0" w:after="24" w:line="256" w:lineRule="auto"/>
+        <w:spacing w:before="0" w:after="24" w:line="248" w:lineRule="auto"/>
         <w:ind w:left="950" w:hanging="950"/>
       </w:pPr>
       <w:r>
@@ -2141,25 +2159,25 @@
           <w:rFonts w:ascii="Avenir Next" w:hAnsi="Avenir Next" w:cs="Avenir Next" w:eastAsia="Avenir Next"/>
           <w:b/>
           <w:color w:val="003A70"/>
+          <w:sz w:val="22"/>
+          <w:szCs w:val="19"/>
+        </w:rPr>
+        <w:t xml:space="preserve">Step 1</w:t>
+      </w:r>
+      <w:r>
+        <w:rPr>
+          <w:rFonts w:ascii="Avenir Next" w:hAnsi="Avenir Next" w:cs="Avenir Next" w:eastAsia="Avenir Next"/>
+          <w:color w:val="1A1A1A"/>
           <w:sz w:val="19"/>
           <w:szCs w:val="19"/>
         </w:rPr>
-        <w:t xml:space="preserve">Step 1</w:t>
-      </w:r>
-      <w:r>
-        <w:rPr>
-          <w:rFonts w:ascii="Avenir Next" w:hAnsi="Avenir Next" w:cs="Avenir Next" w:eastAsia="Avenir Next"/>
-          <w:color w:val="1A1A1A"/>
-          <w:sz w:val="19"/>
-          <w:szCs w:val="19"/>
-        </w:rPr>
         <w:tab/>
       </w:r>
       <w:r>
         <w:rPr>
           <w:rFonts w:ascii="Avenir Next" w:hAnsi="Avenir Next" w:cs="Avenir Next" w:eastAsia="Avenir Next"/>
           <w:color w:val="1A1A1A"/>
-          <w:sz w:val="21"/>
+          <w:sz w:val="22"/>
           <w:szCs w:val="21"/>
         </w:rPr>
         <w:t xml:space="preserve">Powder: 2. Water: 5.</w:t>
@@ -2170,7 +2188,7 @@
         <w:tabs>
           <w:tab w:val="left" w:pos="950"/>
         </w:tabs>
-        <w:spacing w:before="0" w:after="24" w:line="256" w:lineRule="auto"/>
+        <w:spacing w:before="0" w:after="24" w:line="248" w:lineRule="auto"/>
         <w:ind w:left="950" w:hanging="950"/>
       </w:pPr>
       <w:r>
@@ -2178,25 +2196,25 @@
           <w:rFonts w:ascii="Avenir Next" w:hAnsi="Avenir Next" w:cs="Avenir Next" w:eastAsia="Avenir Next"/>
           <w:b/>
           <w:color w:val="003A70"/>
+          <w:sz w:val="22"/>
+          <w:szCs w:val="19"/>
+        </w:rPr>
+        <w:t xml:space="preserve">Step 2</w:t>
+      </w:r>
+      <w:r>
+        <w:rPr>
+          <w:rFonts w:ascii="Avenir Next" w:hAnsi="Avenir Next" w:cs="Avenir Next" w:eastAsia="Avenir Next"/>
+          <w:color w:val="1A1A1A"/>
           <w:sz w:val="19"/>
           <w:szCs w:val="19"/>
         </w:rPr>
-        <w:t xml:space="preserve">Step 2</w:t>
-      </w:r>
-      <w:r>
-        <w:rPr>
-          <w:rFonts w:ascii="Avenir Next" w:hAnsi="Avenir Next" w:cs="Avenir Next" w:eastAsia="Avenir Next"/>
-          <w:color w:val="1A1A1A"/>
-          <w:sz w:val="19"/>
-          <w:szCs w:val="19"/>
-        </w:rPr>
         <w:tab/>
       </w:r>
       <w:r>
         <w:rPr>
           <w:rFonts w:ascii="Avenir Next" w:hAnsi="Avenir Next" w:cs="Avenir Next" w:eastAsia="Avenir Next"/>
           <w:color w:val="1A1A1A"/>
-          <w:sz w:val="21"/>
+          <w:sz w:val="22"/>
           <w:szCs w:val="21"/>
         </w:rPr>
         <w:t xml:space="preserve">Total: 2 + 5 = 7.</w:t>
@@ -2207,7 +2225,7 @@
         <w:tabs>
           <w:tab w:val="left" w:pos="950"/>
         </w:tabs>
-        <w:spacing w:before="0" w:after="24" w:line="256" w:lineRule="auto"/>
+        <w:spacing w:before="0" w:after="24" w:line="248" w:lineRule="auto"/>
         <w:ind w:left="950" w:hanging="950"/>
       </w:pPr>
       <w:r>
@@ -2215,25 +2233,25 @@
           <w:rFonts w:ascii="Avenir Next" w:hAnsi="Avenir Next" w:cs="Avenir Next" w:eastAsia="Avenir Next"/>
           <w:b/>
           <w:color w:val="003A70"/>
+          <w:sz w:val="22"/>
+          <w:szCs w:val="19"/>
+        </w:rPr>
+        <w:t xml:space="preserve">Step 3</w:t>
+      </w:r>
+      <w:r>
+        <w:rPr>
+          <w:rFonts w:ascii="Avenir Next" w:hAnsi="Avenir Next" w:cs="Avenir Next" w:eastAsia="Avenir Next"/>
+          <w:color w:val="1A1A1A"/>
           <w:sz w:val="19"/>
           <w:szCs w:val="19"/>
         </w:rPr>
-        <w:t xml:space="preserve">Step 3</w:t>
-      </w:r>
-      <w:r>
-        <w:rPr>
-          <w:rFonts w:ascii="Avenir Next" w:hAnsi="Avenir Next" w:cs="Avenir Next" w:eastAsia="Avenir Next"/>
-          <w:color w:val="1A1A1A"/>
-          <w:sz w:val="19"/>
-          <w:szCs w:val="19"/>
-        </w:rPr>
         <w:tab/>
       </w:r>
       <w:r>
         <w:rPr>
           <w:rFonts w:ascii="Avenir Next" w:hAnsi="Avenir Next" w:cs="Avenir Next" w:eastAsia="Avenir Next"/>
           <w:color w:val="1A1A1A"/>
-          <w:sz w:val="21"/>
+          <w:sz w:val="22"/>
           <w:szCs w:val="21"/>
         </w:rPr>
         <w:t xml:space="preserve">Powder first, then total: 2 : 7.</w:t>
@@ -2244,7 +2262,7 @@
         <w:tabs>
           <w:tab w:val="left" w:pos="950"/>
         </w:tabs>
-        <w:spacing w:before="20" w:after="0" w:line="256" w:lineRule="auto"/>
+        <w:spacing w:before="20" w:after="0" w:line="248" w:lineRule="auto"/>
         <w:ind w:left="950" w:hanging="950"/>
       </w:pPr>
       <w:r>
@@ -2252,18 +2270,18 @@
           <w:rFonts w:ascii="Avenir Next" w:hAnsi="Avenir Next" w:cs="Avenir Next" w:eastAsia="Avenir Next"/>
           <w:b/>
           <w:color w:val="1A1A1A"/>
+          <w:sz w:val="22"/>
+          <w:szCs w:val="21"/>
+        </w:rPr>
+        <w:t xml:space="preserve">Answer</w:t>
+      </w:r>
+      <w:r>
+        <w:rPr>
+          <w:rFonts w:ascii="Avenir Next" w:hAnsi="Avenir Next" w:cs="Avenir Next" w:eastAsia="Avenir Next"/>
+          <w:color w:val="1A1A1A"/>
           <w:sz w:val="21"/>
           <w:szCs w:val="21"/>
         </w:rPr>
-        <w:t xml:space="preserve">Answer</w:t>
-      </w:r>
-      <w:r>
-        <w:rPr>
-          <w:rFonts w:ascii="Avenir Next" w:hAnsi="Avenir Next" w:cs="Avenir Next" w:eastAsia="Avenir Next"/>
-          <w:color w:val="1A1A1A"/>
-          <w:sz w:val="21"/>
-          <w:szCs w:val="21"/>
-        </w:rPr>
         <w:tab/>
       </w:r>
       <w:r>
@@ -2271,7 +2289,7 @@
           <w:rFonts w:ascii="Avenir Next" w:hAnsi="Avenir Next" w:cs="Avenir Next" w:eastAsia="Avenir Next"/>
           <w:b/>
           <w:color w:val="1A1A1A"/>
-          <w:sz w:val="21"/>
+          <w:sz w:val="22"/>
           <w:szCs w:val="21"/>
         </w:rPr>
         <w:t xml:space="preserve">2 : 7</w:t>
@@ -2279,6 +2297,7 @@
     </w:p>
     <w:p>
       <w:pPr>
+        <w:pStyle w:val="Heading2"/>
         <w:keepNext/>
         <w:pBdr>
           <w:bottom w:val="single" w:sz="8" w:space="3" w:color="003A70"/>
@@ -2294,7 +2313,7 @@
           <w:b/>
           <w:color w:val="003A70"/>
           <w:spacing w:val="14"/>
-          <w:sz w:val="19"/>
+          <w:sz w:val="22"/>
           <w:szCs w:val="19"/>
         </w:rPr>
         <w:t xml:space="preserve">TRY IT WITH HELP</w:t>
@@ -2313,7 +2332,7 @@
           <w:rFonts w:ascii="Avenir Next" w:hAnsi="Avenir Next" w:cs="Avenir Next" w:eastAsia="Avenir Next"/>
           <w:i/>
           <w:color w:val="5A5F66"/>
-          <w:sz w:val="17"/>
+          <w:sz w:val="22"/>
           <w:szCs w:val="17"/>
         </w:rPr>
         <w:t xml:space="preserve">fill in each step</w:t>
@@ -2325,7 +2344,7 @@
         <w:tabs>
           <w:tab w:val="left" w:pos="432"/>
         </w:tabs>
-        <w:spacing w:before="90" w:after="40" w:line="268" w:lineRule="auto"/>
+        <w:spacing w:before="90" w:after="40" w:line="254" w:lineRule="auto"/>
         <w:ind w:left="432" w:hanging="432"/>
       </w:pPr>
       <w:r>
@@ -2363,7 +2382,7 @@
         <w:tabs>
           <w:tab w:val="left" w:pos="1300"/>
         </w:tabs>
-        <w:spacing w:before="0" w:after="24" w:line="272" w:lineRule="auto"/>
+        <w:spacing w:before="0" w:after="24" w:line="256" w:lineRule="auto"/>
         <w:ind w:left="1300" w:hanging="868"/>
       </w:pPr>
       <w:r>
@@ -2371,28 +2390,47 @@
           <w:rFonts w:ascii="Avenir Next" w:hAnsi="Avenir Next" w:cs="Avenir Next" w:eastAsia="Avenir Next"/>
           <w:b/>
           <w:color w:val="003A70"/>
+          <w:sz w:val="22"/>
+          <w:szCs w:val="18"/>
+        </w:rPr>
+        <w:t xml:space="preserve">Step 1</w:t>
+      </w:r>
+      <w:r>
+        <w:rPr>
+          <w:rFonts w:ascii="Avenir Next" w:hAnsi="Avenir Next" w:cs="Avenir Next" w:eastAsia="Avenir Next"/>
+          <w:color w:val="1A1A1A"/>
           <w:sz w:val="18"/>
           <w:szCs w:val="18"/>
         </w:rPr>
-        <w:t xml:space="preserve">Step 1</w:t>
-      </w:r>
-      <w:r>
-        <w:rPr>
-          <w:rFonts w:ascii="Avenir Next" w:hAnsi="Avenir Next" w:cs="Avenir Next" w:eastAsia="Avenir Next"/>
-          <w:color w:val="1A1A1A"/>
-          <w:sz w:val="18"/>
-          <w:szCs w:val="18"/>
-        </w:rPr>
         <w:tab/>
       </w:r>
       <w:r>
         <w:rPr>
           <w:rFonts w:ascii="Avenir Next" w:hAnsi="Avenir Next" w:cs="Avenir Next" w:eastAsia="Avenir Next"/>
           <w:color w:val="1A1A1A"/>
+          <w:sz w:val="22"/>
+          <w:szCs w:val="21"/>
+        </w:rPr>
+        <w:t xml:space="preserve">Red: </w:t>
+      </w:r>
+      <w:r>
+        <w:rPr>
+          <w:rFonts w:ascii="Avenir Next" w:hAnsi="Avenir Next" w:cs="Avenir Next" w:eastAsia="Avenir Next"/>
+          <w:color w:val="1A1A1A"/>
           <w:sz w:val="21"/>
           <w:szCs w:val="21"/>
-        </w:rPr>
-        <w:t xml:space="preserve">Red: </w:t>
+          <w:u w:val="single"/>
+        </w:rPr>
+        <w:t xml:space="preserve">                </w:t>
+      </w:r>
+      <w:r>
+        <w:rPr>
+          <w:rFonts w:ascii="Avenir Next" w:hAnsi="Avenir Next" w:cs="Avenir Next" w:eastAsia="Avenir Next"/>
+          <w:color w:val="1A1A1A"/>
+          <w:sz w:val="22"/>
+          <w:szCs w:val="21"/>
+        </w:rPr>
+        <w:t xml:space="preserve">. Blue: </w:t>
       </w:r>
       <w:r>
         <w:rPr>
@@ -2408,26 +2446,7 @@
         <w:rPr>
           <w:rFonts w:ascii="Avenir Next" w:hAnsi="Avenir Next" w:cs="Avenir Next" w:eastAsia="Avenir Next"/>
           <w:color w:val="1A1A1A"/>
-          <w:sz w:val="21"/>
-          <w:szCs w:val="21"/>
-        </w:rPr>
-        <w:t xml:space="preserve">. Blue: </w:t>
-      </w:r>
-      <w:r>
-        <w:rPr>
-          <w:rFonts w:ascii="Avenir Next" w:hAnsi="Avenir Next" w:cs="Avenir Next" w:eastAsia="Avenir Next"/>
-          <w:color w:val="1A1A1A"/>
-          <w:sz w:val="21"/>
-          <w:szCs w:val="21"/>
-          <w:u w:val="single"/>
-        </w:rPr>
-        <w:t xml:space="preserve">                </w:t>
-      </w:r>
-      <w:r>
-        <w:rPr>
-          <w:rFonts w:ascii="Avenir Next" w:hAnsi="Avenir Next" w:cs="Avenir Next" w:eastAsia="Avenir Next"/>
-          <w:color w:val="1A1A1A"/>
-          <w:sz w:val="21"/>
+          <w:sz w:val="22"/>
           <w:szCs w:val="21"/>
         </w:rPr>
         <w:t xml:space="preserve">.</w:t>
@@ -2439,7 +2458,7 @@
         <w:tabs>
           <w:tab w:val="left" w:pos="1300"/>
         </w:tabs>
-        <w:spacing w:before="0" w:after="24" w:line="272" w:lineRule="auto"/>
+        <w:spacing w:before="0" w:after="24" w:line="256" w:lineRule="auto"/>
         <w:ind w:left="1300" w:hanging="868"/>
       </w:pPr>
       <w:r>
@@ -2447,35 +2466,35 @@
           <w:rFonts w:ascii="Avenir Next" w:hAnsi="Avenir Next" w:cs="Avenir Next" w:eastAsia="Avenir Next"/>
           <w:b/>
           <w:color w:val="003A70"/>
+          <w:sz w:val="22"/>
+          <w:szCs w:val="18"/>
+        </w:rPr>
+        <w:t xml:space="preserve">Step 2</w:t>
+      </w:r>
+      <w:r>
+        <w:rPr>
+          <w:rFonts w:ascii="Avenir Next" w:hAnsi="Avenir Next" w:cs="Avenir Next" w:eastAsia="Avenir Next"/>
+          <w:color w:val="1A1A1A"/>
           <w:sz w:val="18"/>
           <w:szCs w:val="18"/>
         </w:rPr>
-        <w:t xml:space="preserve">Step 2</w:t>
-      </w:r>
-      <w:r>
-        <w:rPr>
-          <w:rFonts w:ascii="Avenir Next" w:hAnsi="Avenir Next" w:cs="Avenir Next" w:eastAsia="Avenir Next"/>
-          <w:color w:val="1A1A1A"/>
-          <w:sz w:val="18"/>
-          <w:szCs w:val="18"/>
-        </w:rPr>
         <w:tab/>
       </w:r>
       <w:r>
         <w:rPr>
           <w:rFonts w:ascii="Avenir Next" w:hAnsi="Avenir Next" w:cs="Avenir Next" w:eastAsia="Avenir Next"/>
           <w:color w:val="1A1A1A"/>
+          <w:sz w:val="22"/>
+          <w:szCs w:val="21"/>
+        </w:rPr>
+        <w:t xml:space="preserve">Total: 3 + 4 = </w:t>
+      </w:r>
+      <w:r>
+        <w:rPr>
+          <w:rFonts w:ascii="Avenir Next" w:hAnsi="Avenir Next" w:cs="Avenir Next" w:eastAsia="Avenir Next"/>
+          <w:color w:val="1A1A1A"/>
           <w:sz w:val="21"/>
           <w:szCs w:val="21"/>
-        </w:rPr>
-        <w:t xml:space="preserve">Total: 3 + 4 = </w:t>
-      </w:r>
-      <w:r>
-        <w:rPr>
-          <w:rFonts w:ascii="Avenir Next" w:hAnsi="Avenir Next" w:cs="Avenir Next" w:eastAsia="Avenir Next"/>
-          <w:color w:val="1A1A1A"/>
-          <w:sz w:val="21"/>
-          <w:szCs w:val="21"/>
           <w:u w:val="single"/>
         </w:rPr>
         <w:t xml:space="preserve">                </w:t>
@@ -2484,7 +2503,7 @@
         <w:rPr>
           <w:rFonts w:ascii="Avenir Next" w:hAnsi="Avenir Next" w:cs="Avenir Next" w:eastAsia="Avenir Next"/>
           <w:color w:val="1A1A1A"/>
-          <w:sz w:val="21"/>
+          <w:sz w:val="22"/>
           <w:szCs w:val="21"/>
         </w:rPr>
         <w:t xml:space="preserve">.</w:t>
@@ -2496,7 +2515,7 @@
         <w:tabs>
           <w:tab w:val="left" w:pos="1300"/>
         </w:tabs>
-        <w:spacing w:before="0" w:after="24" w:line="272" w:lineRule="auto"/>
+        <w:spacing w:before="0" w:after="24" w:line="256" w:lineRule="auto"/>
         <w:ind w:left="1300" w:hanging="868"/>
       </w:pPr>
       <w:r>
@@ -2504,35 +2523,35 @@
           <w:rFonts w:ascii="Avenir Next" w:hAnsi="Avenir Next" w:cs="Avenir Next" w:eastAsia="Avenir Next"/>
           <w:b/>
           <w:color w:val="003A70"/>
+          <w:sz w:val="22"/>
+          <w:szCs w:val="18"/>
+        </w:rPr>
+        <w:t xml:space="preserve">Step 3</w:t>
+      </w:r>
+      <w:r>
+        <w:rPr>
+          <w:rFonts w:ascii="Avenir Next" w:hAnsi="Avenir Next" w:cs="Avenir Next" w:eastAsia="Avenir Next"/>
+          <w:color w:val="1A1A1A"/>
           <w:sz w:val="18"/>
           <w:szCs w:val="18"/>
         </w:rPr>
-        <w:t xml:space="preserve">Step 3</w:t>
-      </w:r>
-      <w:r>
-        <w:rPr>
-          <w:rFonts w:ascii="Avenir Next" w:hAnsi="Avenir Next" w:cs="Avenir Next" w:eastAsia="Avenir Next"/>
-          <w:color w:val="1A1A1A"/>
-          <w:sz w:val="18"/>
-          <w:szCs w:val="18"/>
-        </w:rPr>
         <w:tab/>
       </w:r>
       <w:r>
         <w:rPr>
           <w:rFonts w:ascii="Avenir Next" w:hAnsi="Avenir Next" w:cs="Avenir Next" w:eastAsia="Avenir Next"/>
           <w:color w:val="1A1A1A"/>
+          <w:sz w:val="22"/>
+          <w:szCs w:val="21"/>
+        </w:rPr>
+        <w:t xml:space="preserve">Blue to total: </w:t>
+      </w:r>
+      <w:r>
+        <w:rPr>
+          <w:rFonts w:ascii="Avenir Next" w:hAnsi="Avenir Next" w:cs="Avenir Next" w:eastAsia="Avenir Next"/>
+          <w:color w:val="1A1A1A"/>
           <w:sz w:val="21"/>
           <w:szCs w:val="21"/>
-        </w:rPr>
-        <w:t xml:space="preserve">Blue to total: </w:t>
-      </w:r>
-      <w:r>
-        <w:rPr>
-          <w:rFonts w:ascii="Avenir Next" w:hAnsi="Avenir Next" w:cs="Avenir Next" w:eastAsia="Avenir Next"/>
-          <w:color w:val="1A1A1A"/>
-          <w:sz w:val="21"/>
-          <w:szCs w:val="21"/>
           <w:u w:val="single"/>
         </w:rPr>
         <w:t xml:space="preserve">                </w:t>
@@ -2541,7 +2560,7 @@
         <w:rPr>
           <w:rFonts w:ascii="Avenir Next" w:hAnsi="Avenir Next" w:cs="Avenir Next" w:eastAsia="Avenir Next"/>
           <w:color w:val="1A1A1A"/>
-          <w:sz w:val="21"/>
+          <w:sz w:val="22"/>
           <w:szCs w:val="21"/>
         </w:rPr>
         <w:t xml:space="preserve"> : </w:t>
@@ -2568,7 +2587,7 @@
         <w:tabs>
           <w:tab w:val="left" w:pos="432"/>
         </w:tabs>
-        <w:spacing w:before="90" w:after="40" w:line="268" w:lineRule="auto"/>
+        <w:spacing w:before="90" w:after="40" w:line="254" w:lineRule="auto"/>
         <w:ind w:left="432" w:hanging="432"/>
       </w:pPr>
       <w:r>
@@ -2606,7 +2625,7 @@
         <w:tabs>
           <w:tab w:val="left" w:pos="1300"/>
         </w:tabs>
-        <w:spacing w:before="0" w:after="24" w:line="272" w:lineRule="auto"/>
+        <w:spacing w:before="0" w:after="24" w:line="256" w:lineRule="auto"/>
         <w:ind w:left="1300" w:hanging="868"/>
       </w:pPr>
       <w:r>
@@ -2614,28 +2633,47 @@
           <w:rFonts w:ascii="Avenir Next" w:hAnsi="Avenir Next" w:cs="Avenir Next" w:eastAsia="Avenir Next"/>
           <w:b/>
           <w:color w:val="003A70"/>
+          <w:sz w:val="22"/>
+          <w:szCs w:val="18"/>
+        </w:rPr>
+        <w:t xml:space="preserve">Step 1</w:t>
+      </w:r>
+      <w:r>
+        <w:rPr>
+          <w:rFonts w:ascii="Avenir Next" w:hAnsi="Avenir Next" w:cs="Avenir Next" w:eastAsia="Avenir Next"/>
+          <w:color w:val="1A1A1A"/>
           <w:sz w:val="18"/>
           <w:szCs w:val="18"/>
         </w:rPr>
-        <w:t xml:space="preserve">Step 1</w:t>
-      </w:r>
-      <w:r>
-        <w:rPr>
-          <w:rFonts w:ascii="Avenir Next" w:hAnsi="Avenir Next" w:cs="Avenir Next" w:eastAsia="Avenir Next"/>
-          <w:color w:val="1A1A1A"/>
-          <w:sz w:val="18"/>
-          <w:szCs w:val="18"/>
-        </w:rPr>
         <w:tab/>
       </w:r>
       <w:r>
         <w:rPr>
           <w:rFonts w:ascii="Avenir Next" w:hAnsi="Avenir Next" w:cs="Avenir Next" w:eastAsia="Avenir Next"/>
           <w:color w:val="1A1A1A"/>
+          <w:sz w:val="22"/>
+          <w:szCs w:val="21"/>
+        </w:rPr>
+        <w:t xml:space="preserve">Juice: </w:t>
+      </w:r>
+      <w:r>
+        <w:rPr>
+          <w:rFonts w:ascii="Avenir Next" w:hAnsi="Avenir Next" w:cs="Avenir Next" w:eastAsia="Avenir Next"/>
+          <w:color w:val="1A1A1A"/>
           <w:sz w:val="21"/>
           <w:szCs w:val="21"/>
-        </w:rPr>
-        <w:t xml:space="preserve">Juice: </w:t>
+          <w:u w:val="single"/>
+        </w:rPr>
+        <w:t xml:space="preserve">                </w:t>
+      </w:r>
+      <w:r>
+        <w:rPr>
+          <w:rFonts w:ascii="Avenir Next" w:hAnsi="Avenir Next" w:cs="Avenir Next" w:eastAsia="Avenir Next"/>
+          <w:color w:val="1A1A1A"/>
+          <w:sz w:val="22"/>
+          <w:szCs w:val="21"/>
+        </w:rPr>
+        <w:t xml:space="preserve">. Water: </w:t>
       </w:r>
       <w:r>
         <w:rPr>
@@ -2651,26 +2689,7 @@
         <w:rPr>
           <w:rFonts w:ascii="Avenir Next" w:hAnsi="Avenir Next" w:cs="Avenir Next" w:eastAsia="Avenir Next"/>
           <w:color w:val="1A1A1A"/>
-          <w:sz w:val="21"/>
-          <w:szCs w:val="21"/>
-        </w:rPr>
-        <w:t xml:space="preserve">. Water: </w:t>
-      </w:r>
-      <w:r>
-        <w:rPr>
-          <w:rFonts w:ascii="Avenir Next" w:hAnsi="Avenir Next" w:cs="Avenir Next" w:eastAsia="Avenir Next"/>
-          <w:color w:val="1A1A1A"/>
-          <w:sz w:val="21"/>
-          <w:szCs w:val="21"/>
-          <w:u w:val="single"/>
-        </w:rPr>
-        <w:t xml:space="preserve">                </w:t>
-      </w:r>
-      <w:r>
-        <w:rPr>
-          <w:rFonts w:ascii="Avenir Next" w:hAnsi="Avenir Next" w:cs="Avenir Next" w:eastAsia="Avenir Next"/>
-          <w:color w:val="1A1A1A"/>
-          <w:sz w:val="21"/>
+          <w:sz w:val="22"/>
           <w:szCs w:val="21"/>
         </w:rPr>
         <w:t xml:space="preserve">.</w:t>
@@ -2682,7 +2701,7 @@
         <w:tabs>
           <w:tab w:val="left" w:pos="1300"/>
         </w:tabs>
-        <w:spacing w:before="0" w:after="24" w:line="272" w:lineRule="auto"/>
+        <w:spacing w:before="0" w:after="24" w:line="256" w:lineRule="auto"/>
         <w:ind w:left="1300" w:hanging="868"/>
       </w:pPr>
       <w:r>
@@ -2690,35 +2709,35 @@
           <w:rFonts w:ascii="Avenir Next" w:hAnsi="Avenir Next" w:cs="Avenir Next" w:eastAsia="Avenir Next"/>
           <w:b/>
           <w:color w:val="003A70"/>
+          <w:sz w:val="22"/>
+          <w:szCs w:val="18"/>
+        </w:rPr>
+        <w:t xml:space="preserve">Step 2</w:t>
+      </w:r>
+      <w:r>
+        <w:rPr>
+          <w:rFonts w:ascii="Avenir Next" w:hAnsi="Avenir Next" w:cs="Avenir Next" w:eastAsia="Avenir Next"/>
+          <w:color w:val="1A1A1A"/>
           <w:sz w:val="18"/>
           <w:szCs w:val="18"/>
         </w:rPr>
-        <w:t xml:space="preserve">Step 2</w:t>
-      </w:r>
-      <w:r>
-        <w:rPr>
-          <w:rFonts w:ascii="Avenir Next" w:hAnsi="Avenir Next" w:cs="Avenir Next" w:eastAsia="Avenir Next"/>
-          <w:color w:val="1A1A1A"/>
-          <w:sz w:val="18"/>
-          <w:szCs w:val="18"/>
-        </w:rPr>
         <w:tab/>
       </w:r>
       <w:r>
         <w:rPr>
           <w:rFonts w:ascii="Avenir Next" w:hAnsi="Avenir Next" w:cs="Avenir Next" w:eastAsia="Avenir Next"/>
           <w:color w:val="1A1A1A"/>
+          <w:sz w:val="22"/>
+          <w:szCs w:val="21"/>
+        </w:rPr>
+        <w:t xml:space="preserve">Total: 2 + 3 = </w:t>
+      </w:r>
+      <w:r>
+        <w:rPr>
+          <w:rFonts w:ascii="Avenir Next" w:hAnsi="Avenir Next" w:cs="Avenir Next" w:eastAsia="Avenir Next"/>
+          <w:color w:val="1A1A1A"/>
           <w:sz w:val="21"/>
           <w:szCs w:val="21"/>
-        </w:rPr>
-        <w:t xml:space="preserve">Total: 2 + 3 = </w:t>
-      </w:r>
-      <w:r>
-        <w:rPr>
-          <w:rFonts w:ascii="Avenir Next" w:hAnsi="Avenir Next" w:cs="Avenir Next" w:eastAsia="Avenir Next"/>
-          <w:color w:val="1A1A1A"/>
-          <w:sz w:val="21"/>
-          <w:szCs w:val="21"/>
           <w:u w:val="single"/>
         </w:rPr>
         <w:t xml:space="preserve">                </w:t>
@@ -2727,7 +2746,7 @@
         <w:rPr>
           <w:rFonts w:ascii="Avenir Next" w:hAnsi="Avenir Next" w:cs="Avenir Next" w:eastAsia="Avenir Next"/>
           <w:color w:val="1A1A1A"/>
-          <w:sz w:val="21"/>
+          <w:sz w:val="22"/>
           <w:szCs w:val="21"/>
         </w:rPr>
         <w:t xml:space="preserve">.</w:t>
@@ -2739,7 +2758,7 @@
         <w:tabs>
           <w:tab w:val="left" w:pos="1300"/>
         </w:tabs>
-        <w:spacing w:before="0" w:after="24" w:line="272" w:lineRule="auto"/>
+        <w:spacing w:before="0" w:after="24" w:line="256" w:lineRule="auto"/>
         <w:ind w:left="1300" w:hanging="868"/>
       </w:pPr>
       <w:r>
@@ -2747,28 +2766,47 @@
           <w:rFonts w:ascii="Avenir Next" w:hAnsi="Avenir Next" w:cs="Avenir Next" w:eastAsia="Avenir Next"/>
           <w:b/>
           <w:color w:val="003A70"/>
+          <w:sz w:val="22"/>
+          <w:szCs w:val="18"/>
+        </w:rPr>
+        <w:t xml:space="preserve">Step 3</w:t>
+      </w:r>
+      <w:r>
+        <w:rPr>
+          <w:rFonts w:ascii="Avenir Next" w:hAnsi="Avenir Next" w:cs="Avenir Next" w:eastAsia="Avenir Next"/>
+          <w:color w:val="1A1A1A"/>
           <w:sz w:val="18"/>
           <w:szCs w:val="18"/>
         </w:rPr>
-        <w:t xml:space="preserve">Step 3</w:t>
-      </w:r>
-      <w:r>
-        <w:rPr>
-          <w:rFonts w:ascii="Avenir Next" w:hAnsi="Avenir Next" w:cs="Avenir Next" w:eastAsia="Avenir Next"/>
-          <w:color w:val="1A1A1A"/>
-          <w:sz w:val="18"/>
-          <w:szCs w:val="18"/>
-        </w:rPr>
         <w:tab/>
       </w:r>
       <w:r>
         <w:rPr>
           <w:rFonts w:ascii="Avenir Next" w:hAnsi="Avenir Next" w:cs="Avenir Next" w:eastAsia="Avenir Next"/>
           <w:color w:val="1A1A1A"/>
+          <w:sz w:val="22"/>
+          <w:szCs w:val="21"/>
+        </w:rPr>
+        <w:t xml:space="preserve">Water to juice: </w:t>
+      </w:r>
+      <w:r>
+        <w:rPr>
+          <w:rFonts w:ascii="Avenir Next" w:hAnsi="Avenir Next" w:cs="Avenir Next" w:eastAsia="Avenir Next"/>
+          <w:color w:val="1A1A1A"/>
           <w:sz w:val="21"/>
           <w:szCs w:val="21"/>
-        </w:rPr>
-        <w:t xml:space="preserve">Water to juice: </w:t>
+          <w:u w:val="single"/>
+        </w:rPr>
+        <w:t xml:space="preserve">                </w:t>
+      </w:r>
+      <w:r>
+        <w:rPr>
+          <w:rFonts w:ascii="Avenir Next" w:hAnsi="Avenir Next" w:cs="Avenir Next" w:eastAsia="Avenir Next"/>
+          <w:color w:val="1A1A1A"/>
+          <w:sz w:val="22"/>
+          <w:szCs w:val="21"/>
+        </w:rPr>
+        <w:t xml:space="preserve"> : </w:t>
       </w:r>
       <w:r>
         <w:rPr>
@@ -2780,25 +2818,6 @@
         </w:rPr>
         <w:t xml:space="preserve">                </w:t>
       </w:r>
-      <w:r>
-        <w:rPr>
-          <w:rFonts w:ascii="Avenir Next" w:hAnsi="Avenir Next" w:cs="Avenir Next" w:eastAsia="Avenir Next"/>
-          <w:color w:val="1A1A1A"/>
-          <w:sz w:val="21"/>
-          <w:szCs w:val="21"/>
-        </w:rPr>
-        <w:t xml:space="preserve"> : </w:t>
-      </w:r>
-      <w:r>
-        <w:rPr>
-          <w:rFonts w:ascii="Avenir Next" w:hAnsi="Avenir Next" w:cs="Avenir Next" w:eastAsia="Avenir Next"/>
-          <w:color w:val="1A1A1A"/>
-          <w:sz w:val="21"/>
-          <w:szCs w:val="21"/>
-          <w:u w:val="single"/>
-        </w:rPr>
-        <w:t xml:space="preserve">                </w:t>
-      </w:r>
     </w:p>
     <w:p>
       <w:pPr>
@@ -2807,6 +2826,7 @@
     </w:p>
     <w:p>
       <w:pPr>
+        <w:pStyle w:val="Heading2"/>
         <w:keepNext/>
         <w:pBdr>
           <w:bottom w:val="single" w:sz="8" w:space="3" w:color="003A70"/>
@@ -2822,7 +2842,7 @@
           <w:b/>
           <w:color w:val="003A70"/>
           <w:spacing w:val="14"/>
-          <w:sz w:val="19"/>
+          <w:sz w:val="22"/>
           <w:szCs w:val="19"/>
         </w:rPr>
         <w:t xml:space="preserve">YOUR TURN</w:t>
@@ -2841,7 +2861,7 @@
           <w:rFonts w:ascii="Avenir Next" w:hAnsi="Avenir Next" w:cs="Avenir Next" w:eastAsia="Avenir Next"/>
           <w:i/>
           <w:color w:val="5A5F66"/>
-          <w:sz w:val="17"/>
+          <w:sz w:val="22"/>
           <w:szCs w:val="17"/>
         </w:rPr>
         <w:t xml:space="preserve">use the steps on your own</w:t>
@@ -2891,7 +2911,7 @@
               <w:tabs>
                 <w:tab w:val="left" w:pos="432"/>
               </w:tabs>
-              <w:spacing w:before="90" w:after="40" w:line="268" w:lineRule="auto"/>
+              <w:spacing w:before="90" w:after="40" w:line="254" w:lineRule="auto"/>
               <w:ind w:left="432" w:hanging="432"/>
             </w:pPr>
             <w:r>
@@ -2965,7 +2985,7 @@
                     <w:tabs>
                       <w:tab w:val="left" w:pos="340"/>
                     </w:tabs>
-                    <w:spacing w:before="0" w:after="0" w:line="276" w:lineRule="auto"/>
+                    <w:spacing w:before="0" w:after="0" w:line="258" w:lineRule="auto"/>
                     <w:ind w:left="340" w:hanging="340"/>
                   </w:pPr>
                   <w:r>
@@ -3013,7 +3033,7 @@
                       <w:szCs w:val="22"/>
                       <w:u w:val="single"/>
                     </w:rPr>
-                    <w:t xml:space="preserve">      </w:t>
+                    <w:t xml:space="preserve">          </w:t>
                   </w:r>
                 </w:p>
               </w:tc>
@@ -3027,7 +3047,7 @@
                     <w:tabs>
                       <w:tab w:val="left" w:pos="340"/>
                     </w:tabs>
-                    <w:spacing w:before="0" w:after="0" w:line="276" w:lineRule="auto"/>
+                    <w:spacing w:before="0" w:after="0" w:line="258" w:lineRule="auto"/>
                     <w:ind w:left="340" w:hanging="340"/>
                   </w:pPr>
                   <w:r>
@@ -3075,7 +3095,7 @@
                       <w:szCs w:val="22"/>
                       <w:u w:val="single"/>
                     </w:rPr>
-                    <w:t xml:space="preserve">      </w:t>
+                    <w:t xml:space="preserve">          </w:t>
                   </w:r>
                 </w:p>
               </w:tc>
@@ -3089,7 +3109,7 @@
                     <w:tabs>
                       <w:tab w:val="left" w:pos="340"/>
                     </w:tabs>
-                    <w:spacing w:before="0" w:after="0" w:line="276" w:lineRule="auto"/>
+                    <w:spacing w:before="0" w:after="0" w:line="258" w:lineRule="auto"/>
                     <w:ind w:left="340" w:hanging="340"/>
                   </w:pPr>
                   <w:r>
@@ -3137,7 +3157,7 @@
                       <w:szCs w:val="22"/>
                       <w:u w:val="single"/>
                     </w:rPr>
-                    <w:t xml:space="preserve">      </w:t>
+                    <w:t xml:space="preserve">          </w:t>
                   </w:r>
                 </w:p>
               </w:tc>
@@ -3157,7 +3177,7 @@
                     <w:tabs>
                       <w:tab w:val="left" w:pos="340"/>
                     </w:tabs>
-                    <w:spacing w:before="0" w:after="0" w:line="276" w:lineRule="auto"/>
+                    <w:spacing w:before="0" w:after="0" w:line="258" w:lineRule="auto"/>
                     <w:ind w:left="340" w:hanging="340"/>
                   </w:pPr>
                   <w:r>
@@ -3205,7 +3225,7 @@
                       <w:szCs w:val="22"/>
                       <w:u w:val="single"/>
                     </w:rPr>
-                    <w:t xml:space="preserve">      </w:t>
+                    <w:t xml:space="preserve">          </w:t>
                   </w:r>
                 </w:p>
               </w:tc>
@@ -3219,7 +3239,7 @@
                     <w:tabs>
                       <w:tab w:val="left" w:pos="340"/>
                     </w:tabs>
-                    <w:spacing w:before="0" w:after="0" w:line="276" w:lineRule="auto"/>
+                    <w:spacing w:before="0" w:after="0" w:line="258" w:lineRule="auto"/>
                     <w:ind w:left="340" w:hanging="340"/>
                   </w:pPr>
                   <w:r>
@@ -3267,7 +3287,7 @@
                       <w:szCs w:val="22"/>
                       <w:u w:val="single"/>
                     </w:rPr>
-                    <w:t xml:space="preserve">      </w:t>
+                    <w:t xml:space="preserve">          </w:t>
                   </w:r>
                 </w:p>
               </w:tc>
@@ -3281,7 +3301,7 @@
                     <w:tabs>
                       <w:tab w:val="left" w:pos="340"/>
                     </w:tabs>
-                    <w:spacing w:before="0" w:after="0" w:line="276" w:lineRule="auto"/>
+                    <w:spacing w:before="0" w:after="0" w:line="258" w:lineRule="auto"/>
                     <w:ind w:left="340" w:hanging="340"/>
                   </w:pPr>
                   <w:r>
@@ -3329,7 +3349,7 @@
                       <w:szCs w:val="22"/>
                       <w:u w:val="single"/>
                     </w:rPr>
-                    <w:t xml:space="preserve">      </w:t>
+                    <w:t xml:space="preserve">          </w:t>
                   </w:r>
                 </w:p>
               </w:tc>
@@ -3350,6 +3370,7 @@
     </w:p>
     <w:p>
       <w:pPr>
+        <w:pStyle w:val="Heading2"/>
         <w:keepNext/>
         <w:pBdr>
           <w:bottom w:val="single" w:sz="8" w:space="3" w:color="003A70"/>
@@ -3365,7 +3386,7 @@
           <w:b/>
           <w:color w:val="003A70"/>
           <w:spacing w:val="14"/>
-          <w:sz w:val="19"/>
+          <w:sz w:val="22"/>
           <w:szCs w:val="19"/>
         </w:rPr>
         <w:t xml:space="preserve">READY CHECK</w:t>
@@ -3384,7 +3405,7 @@
           <w:rFonts w:ascii="Avenir Next" w:hAnsi="Avenir Next" w:cs="Avenir Next" w:eastAsia="Avenir Next"/>
           <w:i/>
           <w:color w:val="5A5F66"/>
-          <w:sz w:val="17"/>
+          <w:sz w:val="22"/>
           <w:szCs w:val="17"/>
         </w:rPr>
         <w:t xml:space="preserve">a problem like the one in today’s lesson</w:t>
@@ -3434,7 +3455,7 @@
               <w:tabs>
                 <w:tab w:val="left" w:pos="432"/>
               </w:tabs>
-              <w:spacing w:before="90" w:after="40" w:line="268" w:lineRule="auto"/>
+              <w:spacing w:before="90" w:after="40" w:line="254" w:lineRule="auto"/>
               <w:ind w:left="432" w:hanging="432"/>
             </w:pPr>
             <w:r>
@@ -3508,7 +3529,7 @@
                     <w:tabs>
                       <w:tab w:val="left" w:pos="340"/>
                     </w:tabs>
-                    <w:spacing w:before="0" w:after="0" w:line="264" w:lineRule="auto"/>
+                    <w:spacing w:before="0" w:after="0" w:line="252" w:lineRule="auto"/>
                     <w:ind w:left="340" w:hanging="340"/>
                   </w:pPr>
                   <w:r>
@@ -3516,25 +3537,25 @@
                       <w:rFonts w:ascii="Avenir Next" w:hAnsi="Avenir Next" w:cs="Avenir Next" w:eastAsia="Avenir Next"/>
                       <w:b/>
                       <w:color w:val="003A70"/>
+                      <w:sz w:val="22"/>
+                      <w:szCs w:val="21"/>
+                    </w:rPr>
+                    <w:t xml:space="preserve">A</w:t>
+                  </w:r>
+                  <w:r>
+                    <w:rPr>
+                      <w:rFonts w:ascii="Avenir Next" w:hAnsi="Avenir Next" w:cs="Avenir Next" w:eastAsia="Avenir Next"/>
+                      <w:color w:val="1A1A1A"/>
                       <w:sz w:val="21"/>
                       <w:szCs w:val="21"/>
                     </w:rPr>
-                    <w:t xml:space="preserve">A</w:t>
-                  </w:r>
-                  <w:r>
-                    <w:rPr>
-                      <w:rFonts w:ascii="Avenir Next" w:hAnsi="Avenir Next" w:cs="Avenir Next" w:eastAsia="Avenir Next"/>
-                      <w:color w:val="1A1A1A"/>
-                      <w:sz w:val="21"/>
-                      <w:szCs w:val="21"/>
-                    </w:rPr>
                     <w:tab/>
                   </w:r>
                   <w:r>
                     <w:rPr>
                       <w:rFonts w:ascii="Avenir Next" w:hAnsi="Avenir Next" w:cs="Avenir Next" w:eastAsia="Avenir Next"/>
                       <w:color w:val="1A1A1A"/>
-                      <w:sz w:val="21"/>
+                      <w:sz w:val="22"/>
                       <w:szCs w:val="21"/>
                     </w:rPr>
                     <w:t xml:space="preserve">3 : 2</w:t>
@@ -3551,7 +3572,7 @@
                     <w:tabs>
                       <w:tab w:val="left" w:pos="340"/>
                     </w:tabs>
-                    <w:spacing w:before="0" w:after="0" w:line="264" w:lineRule="auto"/>
+                    <w:spacing w:before="0" w:after="0" w:line="252" w:lineRule="auto"/>
                     <w:ind w:left="340" w:hanging="340"/>
                   </w:pPr>
                   <w:r>
@@ -3559,25 +3580,25 @@
                       <w:rFonts w:ascii="Avenir Next" w:hAnsi="Avenir Next" w:cs="Avenir Next" w:eastAsia="Avenir Next"/>
                       <w:b/>
                       <w:color w:val="003A70"/>
+                      <w:sz w:val="22"/>
+                      <w:szCs w:val="21"/>
+                    </w:rPr>
+                    <w:t xml:space="preserve">B</w:t>
+                  </w:r>
+                  <w:r>
+                    <w:rPr>
+                      <w:rFonts w:ascii="Avenir Next" w:hAnsi="Avenir Next" w:cs="Avenir Next" w:eastAsia="Avenir Next"/>
+                      <w:color w:val="1A1A1A"/>
                       <w:sz w:val="21"/>
                       <w:szCs w:val="21"/>
                     </w:rPr>
-                    <w:t xml:space="preserve">B</w:t>
-                  </w:r>
-                  <w:r>
-                    <w:rPr>
-                      <w:rFonts w:ascii="Avenir Next" w:hAnsi="Avenir Next" w:cs="Avenir Next" w:eastAsia="Avenir Next"/>
-                      <w:color w:val="1A1A1A"/>
-                      <w:sz w:val="21"/>
-                      <w:szCs w:val="21"/>
-                    </w:rPr>
                     <w:tab/>
                   </w:r>
                   <w:r>
                     <w:rPr>
                       <w:rFonts w:ascii="Avenir Next" w:hAnsi="Avenir Next" w:cs="Avenir Next" w:eastAsia="Avenir Next"/>
                       <w:color w:val="1A1A1A"/>
-                      <w:sz w:val="21"/>
+                      <w:sz w:val="22"/>
                       <w:szCs w:val="21"/>
                     </w:rPr>
                     <w:t xml:space="preserve">2 : 3</w:t>
@@ -3594,7 +3615,7 @@
                     <w:tabs>
                       <w:tab w:val="left" w:pos="340"/>
                     </w:tabs>
-                    <w:spacing w:before="0" w:after="0" w:line="264" w:lineRule="auto"/>
+                    <w:spacing w:before="0" w:after="0" w:line="252" w:lineRule="auto"/>
                     <w:ind w:left="340" w:hanging="340"/>
                   </w:pPr>
                   <w:r>
@@ -3602,25 +3623,25 @@
                       <w:rFonts w:ascii="Avenir Next" w:hAnsi="Avenir Next" w:cs="Avenir Next" w:eastAsia="Avenir Next"/>
                       <w:b/>
                       <w:color w:val="003A70"/>
+                      <w:sz w:val="22"/>
+                      <w:szCs w:val="21"/>
+                    </w:rPr>
+                    <w:t xml:space="preserve">C</w:t>
+                  </w:r>
+                  <w:r>
+                    <w:rPr>
+                      <w:rFonts w:ascii="Avenir Next" w:hAnsi="Avenir Next" w:cs="Avenir Next" w:eastAsia="Avenir Next"/>
+                      <w:color w:val="1A1A1A"/>
                       <w:sz w:val="21"/>
                       <w:szCs w:val="21"/>
                     </w:rPr>
-                    <w:t xml:space="preserve">C</w:t>
-                  </w:r>
-                  <w:r>
-                    <w:rPr>
-                      <w:rFonts w:ascii="Avenir Next" w:hAnsi="Avenir Next" w:cs="Avenir Next" w:eastAsia="Avenir Next"/>
-                      <w:color w:val="1A1A1A"/>
-                      <w:sz w:val="21"/>
-                      <w:szCs w:val="21"/>
-                    </w:rPr>
                     <w:tab/>
                   </w:r>
                   <w:r>
                     <w:rPr>
                       <w:rFonts w:ascii="Avenir Next" w:hAnsi="Avenir Next" w:cs="Avenir Next" w:eastAsia="Avenir Next"/>
                       <w:color w:val="1A1A1A"/>
-                      <w:sz w:val="21"/>
+                      <w:sz w:val="22"/>
                       <w:szCs w:val="21"/>
                     </w:rPr>
                     <w:t xml:space="preserve">5 : 3</w:t>
@@ -3637,7 +3658,7 @@
                     <w:tabs>
                       <w:tab w:val="left" w:pos="340"/>
                     </w:tabs>
-                    <w:spacing w:before="0" w:after="0" w:line="264" w:lineRule="auto"/>
+                    <w:spacing w:before="0" w:after="0" w:line="252" w:lineRule="auto"/>
                     <w:ind w:left="340" w:hanging="340"/>
                   </w:pPr>
                   <w:r>
@@ -3645,25 +3666,25 @@
                       <w:rFonts w:ascii="Avenir Next" w:hAnsi="Avenir Next" w:cs="Avenir Next" w:eastAsia="Avenir Next"/>
                       <w:b/>
                       <w:color w:val="003A70"/>
+                      <w:sz w:val="22"/>
+                      <w:szCs w:val="21"/>
+                    </w:rPr>
+                    <w:t xml:space="preserve">D</w:t>
+                  </w:r>
+                  <w:r>
+                    <w:rPr>
+                      <w:rFonts w:ascii="Avenir Next" w:hAnsi="Avenir Next" w:cs="Avenir Next" w:eastAsia="Avenir Next"/>
+                      <w:color w:val="1A1A1A"/>
                       <w:sz w:val="21"/>
                       <w:szCs w:val="21"/>
                     </w:rPr>
-                    <w:t xml:space="preserve">D</w:t>
-                  </w:r>
-                  <w:r>
-                    <w:rPr>
-                      <w:rFonts w:ascii="Avenir Next" w:hAnsi="Avenir Next" w:cs="Avenir Next" w:eastAsia="Avenir Next"/>
-                      <w:color w:val="1A1A1A"/>
-                      <w:sz w:val="21"/>
-                      <w:szCs w:val="21"/>
-                    </w:rPr>
                     <w:tab/>
                   </w:r>
                   <w:r>
                     <w:rPr>
                       <w:rFonts w:ascii="Avenir Next" w:hAnsi="Avenir Next" w:cs="Avenir Next" w:eastAsia="Avenir Next"/>
                       <w:color w:val="1A1A1A"/>
-                      <w:sz w:val="21"/>
+                      <w:sz w:val="22"/>
                       <w:szCs w:val="21"/>
                     </w:rPr>
                     <w:t xml:space="preserve">3 : 5</w:t>
@@ -3712,19 +3733,42 @@
         <w:tblLook w:val="0000" w:firstRow="0" w:lastRow="0" w:firstColumn="0" w:lastColumn="0" w:noHBand="1" w:noVBand="1"/>
       </w:tblPr>
       <w:tblGrid>
-        <w:gridCol w:w="2000"/>
-        <w:gridCol w:w="2300"/>
-        <w:gridCol w:w="2100"/>
-        <w:gridCol w:w="3104"/>
+        <w:gridCol w:w="1750"/>
+        <w:gridCol w:w="2500"/>
+        <w:gridCol w:w="2200"/>
+        <w:gridCol w:w="3054"/>
       </w:tblGrid>
       <w:tr>
         <w:trPr>
           <w:cantSplit/>
-          <w:trHeight w:val="320" w:hRule="atLeast"/>
+          <w:trHeight w:val="300" w:hRule="atLeast"/>
         </w:trPr>
         <w:tc>
           <w:tcPr>
-            <w:tcW w:w="2000" w:type="dxa"/>
+            <w:tcW w:w="1750" w:type="dxa"/>
+            <w:vAlign w:val="center"/>
+          </w:tcPr>
+          <w:p>
+            <w:pPr>
+              <w:pStyle w:val="Heading2"/>
+              <w:spacing w:before="0" w:after="0" w:line="240" w:lineRule="auto"/>
+            </w:pPr>
+            <w:r>
+              <w:rPr>
+                <w:rFonts w:ascii="Avenir Next" w:hAnsi="Avenir Next" w:cs="Avenir Next" w:eastAsia="Avenir Next"/>
+                <w:b/>
+                <w:color w:val="003A70"/>
+                <w:spacing w:val="12"/>
+                <w:sz w:val="15"/>
+                <w:szCs w:val="15"/>
+              </w:rPr>
+              <w:t xml:space="preserve">CHECK YOURSELF</w:t>
+            </w:r>
+          </w:p>
+        </w:tc>
+        <w:tc>
+          <w:tcPr>
+            <w:tcW w:w="2500" w:type="dxa"/>
             <w:vAlign w:val="center"/>
           </w:tcPr>
           <w:p>
@@ -3733,20 +3777,27 @@
             </w:pPr>
             <w:r>
               <w:rPr>
-                <w:rFonts w:ascii="Avenir Next" w:hAnsi="Avenir Next" w:cs="Avenir Next" w:eastAsia="Avenir Next"/>
-                <w:b/>
-                <w:color w:val="003A70"/>
-                <w:spacing w:val="12"/>
-                <w:sz w:val="15"/>
-                <w:szCs w:val="15"/>
-              </w:rPr>
-              <w:t xml:space="preserve">CHECK YOURSELF</w:t>
+                <w:rFonts w:ascii="Arial" w:hAnsi="Arial" w:cs="Arial" w:eastAsia="Arial"/>
+                <w:color w:val="1A1A1A"/>
+                <w:sz w:val="20"/>
+                <w:szCs w:val="20"/>
+              </w:rPr>
+              <w:t xml:space="preserve">□</w:t>
+            </w:r>
+            <w:r>
+              <w:rPr>
+                <w:rFonts w:ascii="Avenir Next" w:hAnsi="Avenir Next" w:cs="Avenir Next" w:eastAsia="Avenir Next"/>
+                <w:color w:val="1A1A1A"/>
+                <w:sz w:val="17"/>
+                <w:szCs w:val="17"/>
+              </w:rPr>
+              <w:t xml:space="preserve">  I can do this on my own</w:t>
             </w:r>
           </w:p>
         </w:tc>
         <w:tc>
           <w:tcPr>
-            <w:tcW w:w="2300" w:type="dxa"/>
+            <w:tcW w:w="2200" w:type="dxa"/>
             <w:vAlign w:val="center"/>
           </w:tcPr>
           <w:p>
@@ -3757,8 +3808,8 @@
               <w:rPr>
                 <w:rFonts w:ascii="Arial" w:hAnsi="Arial" w:cs="Arial" w:eastAsia="Arial"/>
                 <w:color w:val="1A1A1A"/>
-                <w:sz w:val="24"/>
-                <w:szCs w:val="24"/>
+                <w:sz w:val="20"/>
+                <w:szCs w:val="20"/>
               </w:rPr>
               <w:t xml:space="preserve">□</w:t>
             </w:r>
@@ -3769,13 +3820,13 @@
                 <w:sz w:val="17"/>
                 <w:szCs w:val="17"/>
               </w:rPr>
-              <w:t xml:space="preserve">  I can do this on my own</w:t>
+              <w:t xml:space="preserve">  I need a little help</w:t>
             </w:r>
           </w:p>
         </w:tc>
         <w:tc>
           <w:tcPr>
-            <w:tcW w:w="2100" w:type="dxa"/>
+            <w:tcW w:w="3054" w:type="dxa"/>
             <w:vAlign w:val="center"/>
           </w:tcPr>
           <w:p>
@@ -3786,37 +3837,8 @@
               <w:rPr>
                 <w:rFonts w:ascii="Arial" w:hAnsi="Arial" w:cs="Arial" w:eastAsia="Arial"/>
                 <w:color w:val="1A1A1A"/>
-                <w:sz w:val="24"/>
-                <w:szCs w:val="24"/>
-              </w:rPr>
-              <w:t xml:space="preserve">□</w:t>
-            </w:r>
-            <w:r>
-              <w:rPr>
-                <w:rFonts w:ascii="Avenir Next" w:hAnsi="Avenir Next" w:cs="Avenir Next" w:eastAsia="Avenir Next"/>
-                <w:color w:val="1A1A1A"/>
-                <w:sz w:val="17"/>
-                <w:szCs w:val="17"/>
-              </w:rPr>
-              <w:t xml:space="preserve">  I need a little help</w:t>
-            </w:r>
-          </w:p>
-        </w:tc>
-        <w:tc>
-          <w:tcPr>
-            <w:tcW w:w="3104" w:type="dxa"/>
-            <w:vAlign w:val="center"/>
-          </w:tcPr>
-          <w:p>
-            <w:pPr>
-              <w:spacing w:before="0" w:after="0" w:line="240" w:lineRule="auto"/>
-            </w:pPr>
-            <w:r>
-              <w:rPr>
-                <w:rFonts w:ascii="Arial" w:hAnsi="Arial" w:cs="Arial" w:eastAsia="Arial"/>
-                <w:color w:val="1A1A1A"/>
-                <w:sz w:val="24"/>
-                <w:szCs w:val="24"/>
+                <w:sz w:val="20"/>
+                <w:szCs w:val="20"/>
               </w:rPr>
               <w:t xml:space="preserve">□</w:t>
             </w:r>
@@ -3851,7 +3873,7 @@
     <w:sectPr>
       <w:footerReference w:type="default" r:id="rIdFooter1"/>
       <w:pgSz w:w="12240" w:h="15840"/>
-      <w:pgMar w:top="893" w:right="1224" w:bottom="835" w:left="1512" w:header="432" w:footer="432" w:gutter="0"/>
+      <w:pgMar w:top="780" w:right="1224" w:bottom="760" w:left="1512" w:header="432" w:footer="432" w:gutter="0"/>
       <w:cols w:space="720"/>
     </w:sectPr>
   </w:body>
@@ -3931,7 +3953,106 @@
               <w:sz w:val="15"/>
               <w:szCs w:val="15"/>
             </w:rPr>
-            <w:t xml:space="preserve">Lesson 3-5  ·  Session 1  ·  Prerequisite Practice B</w:t>
+            <w:t xml:space="preserve">3-5 · Page </w:t>
+          </w:r>
+          <w:r>
+            <w:rPr>
+              <w:rFonts w:ascii="Avenir Next" w:hAnsi="Avenir Next" w:cs="Avenir Next" w:eastAsia="Avenir Next"/>
+              <w:color w:val="5A5F66"/>
+              <w:sz w:val="15"/>
+              <w:szCs w:val="15"/>
+            </w:rPr>
+            <w:fldChar w:fldCharType="begin"/>
+          </w:r>
+          <w:r>
+            <w:rPr>
+              <w:rFonts w:ascii="Avenir Next" w:hAnsi="Avenir Next" w:cs="Avenir Next" w:eastAsia="Avenir Next"/>
+              <w:color w:val="5A5F66"/>
+              <w:sz w:val="15"/>
+              <w:szCs w:val="15"/>
+            </w:rPr>
+            <w:instrText xml:space="preserve"> PAGE </w:instrText>
+          </w:r>
+          <w:r>
+            <w:rPr>
+              <w:rFonts w:ascii="Avenir Next" w:hAnsi="Avenir Next" w:cs="Avenir Next" w:eastAsia="Avenir Next"/>
+              <w:color w:val="5A5F66"/>
+              <w:sz w:val="15"/>
+              <w:szCs w:val="15"/>
+            </w:rPr>
+            <w:fldChar w:fldCharType="separate"/>
+          </w:r>
+          <w:r>
+            <w:rPr>
+              <w:rFonts w:ascii="Avenir Next" w:hAnsi="Avenir Next" w:cs="Avenir Next" w:eastAsia="Avenir Next"/>
+              <w:color w:val="5A5F66"/>
+              <w:sz w:val="15"/>
+              <w:szCs w:val="15"/>
+            </w:rPr>
+            <w:t xml:space="preserve">1</w:t>
+          </w:r>
+          <w:r>
+            <w:rPr>
+              <w:rFonts w:ascii="Avenir Next" w:hAnsi="Avenir Next" w:cs="Avenir Next" w:eastAsia="Avenir Next"/>
+              <w:color w:val="5A5F66"/>
+              <w:sz w:val="15"/>
+              <w:szCs w:val="15"/>
+            </w:rPr>
+            <w:fldChar w:fldCharType="end"/>
+          </w:r>
+          <w:r>
+            <w:rPr>
+              <w:rFonts w:ascii="Avenir Next" w:hAnsi="Avenir Next" w:cs="Avenir Next" w:eastAsia="Avenir Next"/>
+              <w:color w:val="5A5F66"/>
+              <w:sz w:val="15"/>
+              <w:szCs w:val="15"/>
+            </w:rPr>
+            <w:t xml:space="preserve"> of </w:t>
+          </w:r>
+          <w:r>
+            <w:rPr>
+              <w:rFonts w:ascii="Avenir Next" w:hAnsi="Avenir Next" w:cs="Avenir Next" w:eastAsia="Avenir Next"/>
+              <w:color w:val="5A5F66"/>
+              <w:sz w:val="15"/>
+              <w:szCs w:val="15"/>
+            </w:rPr>
+            <w:fldChar w:fldCharType="begin"/>
+          </w:r>
+          <w:r>
+            <w:rPr>
+              <w:rFonts w:ascii="Avenir Next" w:hAnsi="Avenir Next" w:cs="Avenir Next" w:eastAsia="Avenir Next"/>
+              <w:color w:val="5A5F66"/>
+              <w:sz w:val="15"/>
+              <w:szCs w:val="15"/>
+            </w:rPr>
+            <w:instrText xml:space="preserve"> NUMPAGES </w:instrText>
+          </w:r>
+          <w:r>
+            <w:rPr>
+              <w:rFonts w:ascii="Avenir Next" w:hAnsi="Avenir Next" w:cs="Avenir Next" w:eastAsia="Avenir Next"/>
+              <w:color w:val="5A5F66"/>
+              <w:sz w:val="15"/>
+              <w:szCs w:val="15"/>
+            </w:rPr>
+            <w:fldChar w:fldCharType="separate"/>
+          </w:r>
+          <w:r>
+            <w:rPr>
+              <w:rFonts w:ascii="Avenir Next" w:hAnsi="Avenir Next" w:cs="Avenir Next" w:eastAsia="Avenir Next"/>
+              <w:color w:val="5A5F66"/>
+              <w:sz w:val="15"/>
+              <w:szCs w:val="15"/>
+            </w:rPr>
+            <w:t xml:space="preserve">1</w:t>
+          </w:r>
+          <w:r>
+            <w:rPr>
+              <w:rFonts w:ascii="Avenir Next" w:hAnsi="Avenir Next" w:cs="Avenir Next" w:eastAsia="Avenir Next"/>
+              <w:color w:val="5A5F66"/>
+              <w:sz w:val="15"/>
+              <w:szCs w:val="15"/>
+            </w:rPr>
+            <w:fldChar w:fldCharType="end"/>
           </w:r>
         </w:p>
       </w:tc>
@@ -3974,5 +4095,23 @@
       </w:tblCellMar>
     </w:tblPr>
   </w:style>
+  <w:style w:type="paragraph" w:styleId="Heading1">
+    <w:name w:val="heading 1"/>
+    <w:basedOn w:val="Normal"/>
+    <w:pPr>
+      <w:outlineLvl w:val="0"/>
+      <w:keepNext w:val="0"/>
+      <w:keepLines w:val="0"/>
+    </w:pPr>
+  </w:style>
+  <w:style w:type="paragraph" w:styleId="Heading2">
+    <w:name w:val="heading 2"/>
+    <w:basedOn w:val="Normal"/>
+    <w:pPr>
+      <w:outlineLvl w:val="1"/>
+      <w:keepNext w:val="0"/>
+      <w:keepLines w:val="0"/>
+    </w:pPr>
+  </w:style>
 </w:styles>
 </file>